--- a/templates/dxvt-template.docx
+++ b/templates/dxvt-template.docx
@@ -1,11 +1,17 @@
 
 <file path=word/document.xml><?xml version="1.0" encoding="utf-8"?>
-<w:document xmlns:w="http://schemas.openxmlformats.org/wordprocessingml/2006/main" xmlns:r="http://schemas.openxmlformats.org/officeDocument/2006/relationships">
+<w:document xmlns:wpc="http://schemas.microsoft.com/office/word/2010/wordprocessingCanvas" xmlns:cx="http://schemas.microsoft.com/office/drawing/2014/chartex" xmlns:cx1="http://schemas.microsoft.com/office/drawing/2015/9/8/chartex" xmlns:cx2="http://schemas.microsoft.com/office/drawing/2015/10/21/chartex" xmlns:cx3="http://schemas.microsoft.com/office/drawing/2016/5/9/chartex" xmlns:cx4="http://schemas.microsoft.com/office/drawing/2016/5/10/chartex" xmlns:cx5="http://schemas.microsoft.com/office/drawing/2016/5/11/chartex" xmlns:cx6="http://schemas.microsoft.com/office/drawing/2016/5/12/chartex" xmlns:cx7="http://schemas.microsoft.com/office/drawing/2016/5/13/chartex" xmlns:cx8="http://schemas.microsoft.com/office/drawing/2016/5/14/chartex" xmlns:mc="http://schemas.openxmlformats.org/markup-compatibility/2006" xmlns:aink="http://schemas.microsoft.com/office/drawing/2016/ink" xmlns:am3d="http://schemas.microsoft.com/office/drawing/2017/model3d" xmlns:o="urn:schemas-microsoft-com:office:office" xmlns:oel="http://schemas.microsoft.com/office/2019/extlst" xmlns:r="http://schemas.openxmlformats.org/officeDocument/2006/relationships" xmlns:m="http://schemas.openxmlformats.org/officeDocument/2006/math" xmlns:v="urn:schemas-microsoft-com:vml" xmlns:wp14="http://schemas.microsoft.com/office/word/2010/wordprocessingDrawing" xmlns:wp="http://schemas.openxmlformats.org/drawingml/2006/wordprocessingDrawing" xmlns:w10="urn:schemas-microsoft-com:office:word" xmlns:w="http://schemas.openxmlformats.org/wordprocessingml/2006/main" xmlns:w14="http://schemas.microsoft.com/office/word/2010/wordml" xmlns:w15="http://schemas.microsoft.com/office/word/2012/wordml" xmlns:w16cex="http://schemas.microsoft.com/office/word/2018/wordml/cex" xmlns:w16cid="http://schemas.microsoft.com/office/word/2016/wordml/cid" xmlns:w16="http://schemas.microsoft.com/office/word/2018/wordml" xmlns:w16du="http://schemas.microsoft.com/office/word/2023/wordml/word16du" xmlns:w16sdtdh="http://schemas.microsoft.com/office/word/2020/wordml/sdtdatahash" xmlns:w16sdtfl="http://schemas.microsoft.com/office/word/2024/wordml/sdtformatlock" xmlns:w16se="http://schemas.microsoft.com/office/word/2015/wordml/symex" xmlns:wpg="http://schemas.microsoft.com/office/word/2010/wordprocessingGroup" xmlns:wpi="http://schemas.microsoft.com/office/word/2010/wordprocessingInk" xmlns:wne="http://schemas.microsoft.com/office/word/2006/wordml" xmlns:wps="http://schemas.microsoft.com/office/word/2010/wordprocessingShape" mc:Ignorable="w14 w15 w16se w16cid w16 w16cex w16sdtdh w16sdtfl w16du wp14">
   <w:body>
     <w:tbl>
       <w:tblPr>
         <w:tblW w:w="9637" w:type="dxa"/>
+        <w:tblInd w:w="10" w:type="dxa"/>
         <w:tblLayout w:type="fixed"/>
+        <w:tblCellMar>
+          <w:left w:w="10" w:type="dxa"/>
+          <w:right w:w="10" w:type="dxa"/>
+        </w:tblCellMar>
+        <w:tblLook w:val="04A0" w:firstRow="1" w:lastRow="0" w:firstColumn="1" w:lastColumn="0" w:noHBand="0" w:noVBand="1"/>
       </w:tblPr>
       <w:tblGrid>
         <w:gridCol w:w="4400"/>
@@ -13,6 +19,12 @@
         <w:gridCol w:w="2237"/>
       </w:tblGrid>
       <w:tr>
+        <w:tblPrEx>
+          <w:tblCellMar>
+            <w:top w:w="0" w:type="dxa"/>
+            <w:bottom w:w="0" w:type="dxa"/>
+          </w:tblCellMar>
+        </w:tblPrEx>
         <w:tc>
           <w:tcPr>
             <w:tcW w:w="4400" w:type="dxa"/>
@@ -26,21 +38,19 @@
           </w:tcPr>
           <w:p>
             <w:pPr>
-              <w:spacing w:before="0" w:after="0" w:line="264" w:lineRule="auto"/>
-              <w:jc w:val="center"/>
-            </w:pPr>
-            <w:r>
-              <w:rPr>
-                <w:rFonts w:ascii="Times New Roman" w:hAnsi="Times New Roman" w:cs="Times New Roman"/>
-                <w:sz w:val="24"/>
-                <w:szCs w:val="24"/>
-              </w:rPr>
-              <w:t xml:space="preserve">CÔNG TY NHIỆT ĐIỆN DUYÊN HẢI</w:t>
-            </w:r>
-          </w:p>
-          <w:p>
-            <w:pPr>
-              <w:spacing w:before="0" w:after="0" w:line="264" w:lineRule="auto"/>
+              <w:spacing w:after="0" w:line="264" w:lineRule="auto"/>
+              <w:jc w:val="center"/>
+            </w:pPr>
+            <w:r>
+              <w:rPr>
+                <w:rFonts w:ascii="Times New Roman" w:hAnsi="Times New Roman" w:cs="Times New Roman"/>
+              </w:rPr>
+              <w:t>CÔNG TY NHIỆT ĐIỆN DUYÊN HẢI</w:t>
+            </w:r>
+          </w:p>
+          <w:p>
+            <w:pPr>
+              <w:spacing w:after="0" w:line="264" w:lineRule="auto"/>
               <w:jc w:val="center"/>
             </w:pPr>
             <w:r>
@@ -48,24 +58,20 @@
                 <w:rFonts w:ascii="Times New Roman" w:hAnsi="Times New Roman" w:cs="Times New Roman"/>
                 <w:b/>
                 <w:u w:val="single"/>
-                <w:sz w:val="24"/>
-                <w:szCs w:val="24"/>
-              </w:rPr>
-              <w:t xml:space="preserve">PHÂN XƯỞNG VẬN HÀNH 1</w:t>
-            </w:r>
-          </w:p>
-          <w:p>
-            <w:pPr>
-              <w:spacing w:before="0" w:after="0" w:line="264" w:lineRule="auto"/>
-              <w:jc w:val="center"/>
-            </w:pPr>
-            <w:r>
-              <w:rPr>
-                <w:rFonts w:ascii="Times New Roman" w:hAnsi="Times New Roman" w:cs="Times New Roman"/>
-                <w:sz w:val="24"/>
-                <w:szCs w:val="24"/>
-              </w:rPr>
-              <w:t xml:space="preserve">Số: ……/PXVH1</w:t>
+              </w:rPr>
+              <w:t>PHÂN XƯỞNG VẬN HÀNH 1</w:t>
+            </w:r>
+          </w:p>
+          <w:p>
+            <w:pPr>
+              <w:spacing w:after="0" w:line="264" w:lineRule="auto"/>
+              <w:jc w:val="center"/>
+            </w:pPr>
+            <w:r>
+              <w:rPr>
+                <w:rFonts w:ascii="Times New Roman" w:hAnsi="Times New Roman" w:cs="Times New Roman"/>
+              </w:rPr>
+              <w:t>Số: ……/PXVH1</w:t>
             </w:r>
           </w:p>
         </w:tc>
@@ -82,57 +88,39 @@
           </w:tcPr>
           <w:p>
             <w:pPr>
-              <w:spacing w:before="0" w:after="0" w:line="264" w:lineRule="auto"/>
-              <w:jc w:val="left"/>
-            </w:pPr>
-            <w:r>
-              <w:rPr>
-                <w:rFonts w:ascii="Times New Roman" w:hAnsi="Times New Roman" w:cs="Times New Roman"/>
+              <w:spacing w:after="0" w:line="264" w:lineRule="auto"/>
+            </w:pPr>
+          </w:p>
+          <w:p>
+            <w:pPr>
+              <w:spacing w:after="0" w:line="264" w:lineRule="auto"/>
+            </w:pPr>
+          </w:p>
+        </w:tc>
+        <w:tc>
+          <w:tcPr>
+            <w:tcW w:w="2237" w:type="dxa"/>
+            <w:tcBorders>
+              <w:top w:val="single" w:sz="8" w:space="0" w:color="auto"/>
+              <w:left w:val="single" w:sz="8" w:space="0" w:color="auto"/>
+              <w:bottom w:val="single" w:sz="8" w:space="0" w:color="auto"/>
+              <w:right w:val="single" w:sz="8" w:space="0" w:color="auto"/>
+            </w:tcBorders>
+            <w:vAlign w:val="center"/>
+          </w:tcPr>
+          <w:p>
+            <w:pPr>
+              <w:spacing w:after="0" w:line="264" w:lineRule="auto"/>
+              <w:jc w:val="center"/>
+            </w:pPr>
+            <w:r>
+              <w:rPr>
+                <w:rFonts w:ascii="Times New Roman" w:hAnsi="Times New Roman" w:cs="Times New Roman"/>
+                <w:b/>
                 <w:sz w:val="26"/>
                 <w:szCs w:val="26"/>
               </w:rPr>
-              <w:t xml:space="preserve"/>
-            </w:r>
-          </w:p>
-          <w:p>
-            <w:pPr>
-              <w:spacing w:before="0" w:after="0" w:line="264" w:lineRule="auto"/>
-              <w:jc w:val="left"/>
-            </w:pPr>
-            <w:r>
-              <w:rPr>
-                <w:rFonts w:ascii="Times New Roman" w:hAnsi="Times New Roman" w:cs="Times New Roman"/>
-                <w:sz w:val="26"/>
-                <w:szCs w:val="26"/>
-              </w:rPr>
-              <w:t xml:space="preserve"/>
-            </w:r>
-          </w:p>
-        </w:tc>
-        <w:tc>
-          <w:tcPr>
-            <w:tcW w:w="2237" w:type="dxa"/>
-            <w:tcBorders>
-              <w:top w:val="single" w:sz="8"/>
-              <w:left w:val="single" w:sz="8"/>
-              <w:bottom w:val="single" w:sz="8"/>
-              <w:right w:val="single" w:sz="8"/>
-            </w:tcBorders>
-            <w:vAlign w:val="center"/>
-          </w:tcPr>
-          <w:p>
-            <w:pPr>
-              <w:spacing w:before="0" w:after="0" w:line="264" w:lineRule="auto"/>
-              <w:jc w:val="center"/>
-            </w:pPr>
-            <w:r>
-              <w:rPr>
-                <w:rFonts w:ascii="Times New Roman" w:hAnsi="Times New Roman" w:cs="Times New Roman"/>
-                <w:b/>
-                <w:sz w:val="26"/>
-                <w:szCs w:val="26"/>
-              </w:rPr>
-              <w:t xml:space="preserve">QLVT.12</w:t>
+              <w:t>QLVT.12</w:t>
             </w:r>
           </w:p>
         </w:tc>
@@ -140,22 +128,20 @@
     </w:tbl>
     <w:p>
       <w:pPr>
-        <w:spacing w:before="0" w:after="60" w:line="264" w:lineRule="auto"/>
+        <w:spacing w:after="60" w:line="264" w:lineRule="auto"/>
         <w:jc w:val="right"/>
       </w:pPr>
       <w:r>
         <w:rPr>
           <w:rFonts w:ascii="Times New Roman" w:hAnsi="Times New Roman" w:cs="Times New Roman"/>
           <w:i/>
-          <w:sz w:val="24"/>
-          <w:szCs w:val="24"/>
         </w:rPr>
-        <w:t xml:space="preserve">Vĩnh Long, ngày …… tháng …… năm ………</w:t>
+        <w:t>Vĩnh Long, ngày …… tháng …… năm ………</w:t>
       </w:r>
     </w:p>
     <w:p>
       <w:pPr>
-        <w:spacing w:before="0" w:after="0" w:line="264" w:lineRule="auto"/>
+        <w:spacing w:after="0" w:line="264" w:lineRule="auto"/>
         <w:jc w:val="center"/>
       </w:pPr>
       <w:r>
@@ -165,38 +151,36 @@
           <w:sz w:val="28"/>
           <w:szCs w:val="28"/>
         </w:rPr>
-        <w:t xml:space="preserve">GIẤY ĐỀ NGHỊ XUẤT VẬT TƯ THIẾT BỊ SCTX</w:t>
+        <w:t>GIẤY ĐỀ NGHỊ XUẤT VẬT TƯ THIẾT BỊ SCTX</w:t>
       </w:r>
     </w:p>
     <w:p>
       <w:pPr>
-        <w:spacing w:before="0" w:after="120" w:line="264" w:lineRule="auto"/>
+        <w:spacing w:after="120" w:line="264" w:lineRule="auto"/>
         <w:jc w:val="center"/>
       </w:pPr>
       <w:r>
         <w:rPr>
           <w:rFonts w:ascii="Times New Roman" w:hAnsi="Times New Roman" w:cs="Times New Roman"/>
           <w:i/>
-          <w:sz w:val="24"/>
-          <w:szCs w:val="24"/>
         </w:rPr>
-        <w:t xml:space="preserve">Theo biểu nhu cầu được duyệt Tháng {{thang}}</w:t>
+        <w:t>Theo biểu nhu cầu được duyệt Tháng {{thang}}</w:t>
       </w:r>
     </w:p>
     <w:p>
       <w:pPr>
-        <w:spacing w:before="0" w:after="120" w:line="264" w:lineRule="auto"/>
+        <w:spacing w:after="120" w:line="264" w:lineRule="auto"/>
         <w:jc w:val="center"/>
       </w:pPr>
       <w:r>
         <w:rPr>
           <w:rFonts w:ascii="Times New Roman" w:hAnsi="Times New Roman" w:cs="Times New Roman"/>
           <w:b/>
-          <w:u w:val="single"/>
           <w:sz w:val="26"/>
           <w:szCs w:val="26"/>
+          <w:u w:val="single"/>
         </w:rPr>
-        <w:t xml:space="preserve">Kính gửi</w:t>
+        <w:t>Kính gửi</w:t>
       </w:r>
       <w:r>
         <w:rPr>
@@ -205,22 +189,12 @@
           <w:sz w:val="26"/>
           <w:szCs w:val="26"/>
         </w:rPr>
-        <w:t xml:space="preserve">: </w:t>
-      </w:r>
-      <w:r>
-        <w:rPr>
-          <w:rFonts w:ascii="Times New Roman" w:hAnsi="Times New Roman" w:cs="Times New Roman"/>
-          <w:b/>
-          <w:sz w:val="26"/>
-          <w:szCs w:val="26"/>
-        </w:rPr>
-        <w:t xml:space="preserve">Phòng Kế Hoạch và Vật tư</w:t>
+        <w:t>: Phòng Kế Hoạch và Vật tư</w:t>
       </w:r>
     </w:p>
     <w:p>
       <w:pPr>
-        <w:spacing w:before="0" w:after="60" w:line="264" w:lineRule="auto"/>
-        <w:jc w:val="left"/>
+        <w:spacing w:after="60" w:line="264" w:lineRule="auto"/>
       </w:pPr>
       <w:r>
         <w:rPr>
@@ -228,13 +202,12 @@
           <w:sz w:val="26"/>
           <w:szCs w:val="26"/>
         </w:rPr>
-        <w:t xml:space="preserve">Họ tên người nhận vật tư: {{tenThongKe}} – BPSD: PXVH1.</w:t>
+        <w:t>Họ tên người nhận vật tư: {{tenThongKe}} – BPSD: PXVH1.</w:t>
       </w:r>
     </w:p>
     <w:p>
       <w:pPr>
-        <w:spacing w:before="0" w:after="60" w:line="264" w:lineRule="auto"/>
-        <w:jc w:val="left"/>
+        <w:spacing w:after="60" w:line="264" w:lineRule="auto"/>
       </w:pPr>
       <w:r>
         <w:rPr>
@@ -242,13 +215,12 @@
           <w:sz w:val="26"/>
           <w:szCs w:val="26"/>
         </w:rPr>
-        <w:t xml:space="preserve">Đề nghị Phòng Kế hoạch &amp; Vật tư cho nhận một số vật tư dưới đây:</w:t>
+        <w:t>Đề nghị Phòng Kế hoạch &amp; Vật tư cho nhận một số vật tư dưới đây:</w:t>
       </w:r>
     </w:p>
     <w:p>
       <w:pPr>
-        <w:spacing w:before="0" w:after="60" w:line="264" w:lineRule="auto"/>
-        <w:jc w:val="left"/>
+        <w:spacing w:after="60" w:line="264" w:lineRule="auto"/>
       </w:pPr>
       <w:r>
         <w:rPr>
@@ -256,13 +228,38 @@
           <w:sz w:val="26"/>
           <w:szCs w:val="26"/>
         </w:rPr>
-        <w:t xml:space="preserve">Lý do xuất vật tư: {{soBBKT}}.</w:t>
+        <w:t>Lý do xuất vật tư:</w:t>
+      </w:r>
+      <w:r>
+        <w:rPr>
+          <w:rFonts w:ascii="Times New Roman" w:hAnsi="Times New Roman" w:cs="Times New Roman"/>
+          <w:sz w:val="26"/>
+          <w:szCs w:val="26"/>
+        </w:rPr>
+        <w:t xml:space="preserve"> {{Lydo}}. </w:t>
+      </w:r>
+      <w:proofErr w:type="gramStart"/>
+      <w:r>
+        <w:rPr>
+          <w:rFonts w:ascii="Times New Roman" w:hAnsi="Times New Roman" w:cs="Times New Roman"/>
+          <w:sz w:val="26"/>
+          <w:szCs w:val="26"/>
+        </w:rPr>
+        <w:t>{</w:t>
+      </w:r>
+      <w:proofErr w:type="gramEnd"/>
+      <w:r>
+        <w:rPr>
+          <w:rFonts w:ascii="Times New Roman" w:hAnsi="Times New Roman" w:cs="Times New Roman"/>
+          <w:sz w:val="26"/>
+          <w:szCs w:val="26"/>
+        </w:rPr>
+        <w:t>{soBBKT}}.</w:t>
       </w:r>
     </w:p>
     <w:p>
       <w:pPr>
-        <w:spacing w:before="0" w:after="60" w:line="264" w:lineRule="auto"/>
-        <w:jc w:val="left"/>
+        <w:spacing w:after="60" w:line="264" w:lineRule="auto"/>
       </w:pPr>
       <w:r>
         <w:rPr>
@@ -270,21 +267,27 @@
           <w:sz w:val="26"/>
           <w:szCs w:val="26"/>
         </w:rPr>
-        <w:t xml:space="preserve">Thuộc công trình/nguồn vốn: SXKD DH1.</w:t>
+        <w:t>Thuộc công trình/nguồn vốn: SXKD DH1.</w:t>
       </w:r>
     </w:p>
     <w:tbl>
       <w:tblPr>
         <w:tblW w:w="10410" w:type="dxa"/>
+        <w:tblInd w:w="10" w:type="dxa"/>
         <w:tblBorders>
-          <w:top w:val="single" w:sz="4" w:color="000000"/>
-          <w:left w:val="single" w:sz="4" w:color="000000"/>
-          <w:bottom w:val="single" w:sz="4" w:color="000000"/>
-          <w:right w:val="single" w:sz="4" w:color="000000"/>
-          <w:insideH w:val="single" w:sz="4" w:color="000000"/>
-          <w:insideV w:val="single" w:sz="4" w:color="000000"/>
+          <w:top w:val="single" w:sz="4" w:space="0" w:color="000000"/>
+          <w:left w:val="single" w:sz="4" w:space="0" w:color="000000"/>
+          <w:bottom w:val="single" w:sz="4" w:space="0" w:color="000000"/>
+          <w:right w:val="single" w:sz="4" w:space="0" w:color="000000"/>
+          <w:insideH w:val="single" w:sz="4" w:space="0" w:color="000000"/>
+          <w:insideV w:val="single" w:sz="4" w:space="0" w:color="000000"/>
         </w:tblBorders>
         <w:tblLayout w:type="fixed"/>
+        <w:tblCellMar>
+          <w:left w:w="10" w:type="dxa"/>
+          <w:right w:w="10" w:type="dxa"/>
+        </w:tblCellMar>
+        <w:tblLook w:val="04A0" w:firstRow="1" w:lastRow="0" w:firstColumn="1" w:lastColumn="0" w:noHBand="0" w:noVBand="1"/>
       </w:tblPr>
       <w:tblGrid>
         <w:gridCol w:w="560"/>
@@ -298,6 +301,12 @@
         <w:gridCol w:w="800"/>
       </w:tblGrid>
       <w:tr>
+        <w:tblPrEx>
+          <w:tblCellMar>
+            <w:top w:w="0" w:type="dxa"/>
+            <w:bottom w:w="0" w:type="dxa"/>
+          </w:tblCellMar>
+        </w:tblPrEx>
         <w:tc>
           <w:tcPr>
             <w:tcW w:w="560" w:type="dxa"/>
@@ -306,7 +315,7 @@
           </w:tcPr>
           <w:p>
             <w:pPr>
-              <w:spacing w:before="0" w:after="0" w:line="264" w:lineRule="auto"/>
+              <w:spacing w:after="0" w:line="264" w:lineRule="auto"/>
               <w:jc w:val="center"/>
             </w:pPr>
             <w:r>
@@ -317,7 +326,7 @@
                 <w:sz w:val="22"/>
                 <w:szCs w:val="22"/>
               </w:rPr>
-              <w:t xml:space="preserve">STT</w:t>
+              <w:t>STT</w:t>
             </w:r>
           </w:p>
         </w:tc>
@@ -329,7 +338,7 @@
           </w:tcPr>
           <w:p>
             <w:pPr>
-              <w:spacing w:before="0" w:after="0" w:line="264" w:lineRule="auto"/>
+              <w:spacing w:after="0" w:line="264" w:lineRule="auto"/>
               <w:jc w:val="center"/>
             </w:pPr>
             <w:r>
@@ -340,7 +349,7 @@
                 <w:sz w:val="22"/>
                 <w:szCs w:val="22"/>
               </w:rPr>
-              <w:t xml:space="preserve">Yêu cầu cấp phát</w:t>
+              <w:t>Yêu cầu cấp phát</w:t>
             </w:r>
           </w:p>
         </w:tc>
@@ -352,7 +361,7 @@
           </w:tcPr>
           <w:p>
             <w:pPr>
-              <w:spacing w:before="0" w:after="0" w:line="264" w:lineRule="auto"/>
+              <w:spacing w:after="0" w:line="264" w:lineRule="auto"/>
               <w:jc w:val="center"/>
             </w:pPr>
             <w:r>
@@ -363,7 +372,7 @@
                 <w:sz w:val="22"/>
                 <w:szCs w:val="22"/>
               </w:rPr>
-              <w:t xml:space="preserve">Đối chiếu hệ thống</w:t>
+              <w:t>Đối chiếu hệ thống</w:t>
             </w:r>
           </w:p>
         </w:tc>
@@ -375,7 +384,7 @@
           </w:tcPr>
           <w:p>
             <w:pPr>
-              <w:spacing w:before="0" w:after="0" w:line="264" w:lineRule="auto"/>
+              <w:spacing w:after="0" w:line="264" w:lineRule="auto"/>
               <w:jc w:val="center"/>
             </w:pPr>
             <w:r>
@@ -386,12 +395,18 @@
                 <w:sz w:val="22"/>
                 <w:szCs w:val="22"/>
               </w:rPr>
-              <w:t xml:space="preserve">Xác nhận của người lãnh vật tư</w:t>
+              <w:t>Xác nhận của người lãnh vật tư</w:t>
             </w:r>
           </w:p>
         </w:tc>
       </w:tr>
       <w:tr>
+        <w:tblPrEx>
+          <w:tblCellMar>
+            <w:top w:w="0" w:type="dxa"/>
+            <w:bottom w:w="0" w:type="dxa"/>
+          </w:tblCellMar>
+        </w:tblPrEx>
         <w:tc>
           <w:tcPr>
             <w:tcW w:w="560" w:type="dxa"/>
@@ -400,17 +415,8 @@
           </w:tcPr>
           <w:p>
             <w:pPr>
-              <w:spacing w:before="0" w:after="0" w:line="264" w:lineRule="auto"/>
-              <w:jc w:val="left"/>
-            </w:pPr>
-            <w:r>
-              <w:rPr>
-                <w:rFonts w:ascii="Times New Roman" w:hAnsi="Times New Roman" w:cs="Times New Roman"/>
-                <w:sz w:val="26"/>
-                <w:szCs w:val="26"/>
-              </w:rPr>
-              <w:t xml:space="preserve"/>
-            </w:r>
+              <w:spacing w:after="0" w:line="264" w:lineRule="auto"/>
+            </w:pPr>
           </w:p>
         </w:tc>
         <w:tc>
@@ -420,7 +426,7 @@
           </w:tcPr>
           <w:p>
             <w:pPr>
-              <w:spacing w:before="0" w:after="0" w:line="264" w:lineRule="auto"/>
+              <w:spacing w:after="0" w:line="264" w:lineRule="auto"/>
               <w:jc w:val="center"/>
             </w:pPr>
             <w:r>
@@ -431,7 +437,7 @@
                 <w:sz w:val="22"/>
                 <w:szCs w:val="22"/>
               </w:rPr>
-              <w:t xml:space="preserve">Mã VTTB</w:t>
+              <w:t>Mã VTTB</w:t>
             </w:r>
           </w:p>
         </w:tc>
@@ -442,7 +448,7 @@
           </w:tcPr>
           <w:p>
             <w:pPr>
-              <w:spacing w:before="0" w:after="0" w:line="264" w:lineRule="auto"/>
+              <w:spacing w:after="0" w:line="264" w:lineRule="auto"/>
               <w:jc w:val="center"/>
             </w:pPr>
             <w:r>
@@ -453,7 +459,7 @@
                 <w:sz w:val="22"/>
                 <w:szCs w:val="22"/>
               </w:rPr>
-              <w:t xml:space="preserve">Tên, nhãn hiệu, quy cách, phẩm chất VTTB</w:t>
+              <w:t>Tên, nhãn hiệu, quy cách, phẩm chất VTTB</w:t>
             </w:r>
           </w:p>
         </w:tc>
@@ -464,7 +470,7 @@
           </w:tcPr>
           <w:p>
             <w:pPr>
-              <w:spacing w:before="0" w:after="0" w:line="264" w:lineRule="auto"/>
+              <w:spacing w:after="0" w:line="264" w:lineRule="auto"/>
               <w:jc w:val="center"/>
             </w:pPr>
             <w:r>
@@ -475,7 +481,7 @@
                 <w:sz w:val="22"/>
                 <w:szCs w:val="22"/>
               </w:rPr>
-              <w:t xml:space="preserve">ĐVT</w:t>
+              <w:t>ĐVT</w:t>
             </w:r>
           </w:p>
         </w:tc>
@@ -486,7 +492,7 @@
           </w:tcPr>
           <w:p>
             <w:pPr>
-              <w:spacing w:before="0" w:after="0" w:line="264" w:lineRule="auto"/>
+              <w:spacing w:after="0" w:line="264" w:lineRule="auto"/>
               <w:jc w:val="center"/>
             </w:pPr>
             <w:r>
@@ -497,7 +503,7 @@
                 <w:sz w:val="22"/>
                 <w:szCs w:val="22"/>
               </w:rPr>
-              <w:t xml:space="preserve">Số lượng</w:t>
+              <w:t>Số lượng</w:t>
             </w:r>
           </w:p>
         </w:tc>
@@ -508,7 +514,7 @@
           </w:tcPr>
           <w:p>
             <w:pPr>
-              <w:spacing w:before="0" w:after="0" w:line="264" w:lineRule="auto"/>
+              <w:spacing w:after="0" w:line="264" w:lineRule="auto"/>
               <w:jc w:val="center"/>
             </w:pPr>
             <w:r>
@@ -519,7 +525,7 @@
                 <w:sz w:val="22"/>
                 <w:szCs w:val="22"/>
               </w:rPr>
-              <w:t xml:space="preserve">Kho VTTB</w:t>
+              <w:t>Kho VTTB</w:t>
             </w:r>
           </w:p>
         </w:tc>
@@ -530,7 +536,7 @@
           </w:tcPr>
           <w:p>
             <w:pPr>
-              <w:spacing w:before="0" w:after="0" w:line="264" w:lineRule="auto"/>
+              <w:spacing w:after="0" w:line="264" w:lineRule="auto"/>
               <w:jc w:val="center"/>
             </w:pPr>
             <w:r>
@@ -541,7 +547,7 @@
                 <w:sz w:val="22"/>
                 <w:szCs w:val="22"/>
               </w:rPr>
-              <w:t xml:space="preserve">Tồn kho</w:t>
+              <w:t>Tồn kho</w:t>
             </w:r>
           </w:p>
         </w:tc>
@@ -552,7 +558,7 @@
           </w:tcPr>
           <w:p>
             <w:pPr>
-              <w:spacing w:before="0" w:after="0" w:line="264" w:lineRule="auto"/>
+              <w:spacing w:after="0" w:line="264" w:lineRule="auto"/>
               <w:jc w:val="center"/>
             </w:pPr>
             <w:r>
@@ -563,7 +569,7 @@
                 <w:sz w:val="22"/>
                 <w:szCs w:val="22"/>
               </w:rPr>
-              <w:t xml:space="preserve">Số lượng thực nhận</w:t>
+              <w:t>Số lượng thực nhận</w:t>
             </w:r>
           </w:p>
         </w:tc>
@@ -574,7 +580,7 @@
           </w:tcPr>
           <w:p>
             <w:pPr>
-              <w:spacing w:before="0" w:after="0" w:line="264" w:lineRule="auto"/>
+              <w:spacing w:after="0" w:line="264" w:lineRule="auto"/>
               <w:jc w:val="center"/>
             </w:pPr>
             <w:r>
@@ -585,12 +591,18 @@
                 <w:sz w:val="22"/>
                 <w:szCs w:val="22"/>
               </w:rPr>
-              <w:t xml:space="preserve">Ký nhận</w:t>
+              <w:t>Ký nhận</w:t>
             </w:r>
           </w:p>
         </w:tc>
       </w:tr>
       <w:tr>
+        <w:tblPrEx>
+          <w:tblCellMar>
+            <w:top w:w="0" w:type="dxa"/>
+            <w:bottom w:w="0" w:type="dxa"/>
+          </w:tblCellMar>
+        </w:tblPrEx>
         <w:tc>
           <w:tcPr>
             <w:tcW w:w="560" w:type="dxa"/>
@@ -598,7 +610,7 @@
           </w:tcPr>
           <w:p>
             <w:pPr>
-              <w:spacing w:before="0" w:after="0" w:line="264" w:lineRule="auto"/>
+              <w:spacing w:after="0" w:line="264" w:lineRule="auto"/>
               <w:jc w:val="center"/>
             </w:pPr>
             <w:r>
@@ -607,58 +619,36 @@
                 <w:sz w:val="22"/>
                 <w:szCs w:val="22"/>
               </w:rPr>
-              <w:t xml:space="preserve">{{#items}}{{stt}}</w:t>
-            </w:r>
-          </w:p>
-        </w:tc>
-        <w:tc>
-          <w:tcPr>
-            <w:tcW w:w="1650" w:type="dxa"/>
-            <w:vAlign w:val="center"/>
-          </w:tcPr>
-          <w:p>
-            <w:pPr>
-              <w:spacing w:before="0" w:after="0" w:line="264" w:lineRule="auto"/>
-              <w:jc w:val="center"/>
-            </w:pPr>
+              <w:t>{{#items</w:t>
+            </w:r>
+            <w:proofErr w:type="gramStart"/>
             <w:r>
               <w:rPr>
                 <w:rFonts w:ascii="Times New Roman" w:hAnsi="Times New Roman" w:cs="Times New Roman"/>
                 <w:sz w:val="22"/>
                 <w:szCs w:val="22"/>
               </w:rPr>
-              <w:t xml:space="preserve">{{maVatTu}}</w:t>
-            </w:r>
-          </w:p>
-        </w:tc>
-        <w:tc>
-          <w:tcPr>
-            <w:tcW w:w="3050" w:type="dxa"/>
-            <w:vAlign w:val="center"/>
-          </w:tcPr>
-          <w:p>
-            <w:pPr>
-              <w:spacing w:before="0" w:after="0" w:line="264" w:lineRule="auto"/>
-              <w:jc w:val="center"/>
-            </w:pPr>
+              <w:t>}}{</w:t>
+            </w:r>
+            <w:proofErr w:type="gramEnd"/>
             <w:r>
               <w:rPr>
                 <w:rFonts w:ascii="Times New Roman" w:hAnsi="Times New Roman" w:cs="Times New Roman"/>
                 <w:sz w:val="22"/>
                 <w:szCs w:val="22"/>
               </w:rPr>
-              <w:t xml:space="preserve">{{tenVatTu}}</w:t>
-            </w:r>
-          </w:p>
-        </w:tc>
-        <w:tc>
-          <w:tcPr>
-            <w:tcW w:w="800" w:type="dxa"/>
-            <w:vAlign w:val="center"/>
-          </w:tcPr>
-          <w:p>
-            <w:pPr>
-              <w:spacing w:before="0" w:after="0" w:line="264" w:lineRule="auto"/>
+              <w:t>{stt}}</w:t>
+            </w:r>
+          </w:p>
+        </w:tc>
+        <w:tc>
+          <w:tcPr>
+            <w:tcW w:w="1650" w:type="dxa"/>
+            <w:vAlign w:val="center"/>
+          </w:tcPr>
+          <w:p>
+            <w:pPr>
+              <w:spacing w:after="0" w:line="264" w:lineRule="auto"/>
               <w:jc w:val="center"/>
             </w:pPr>
             <w:r>
@@ -667,18 +657,18 @@
                 <w:sz w:val="22"/>
                 <w:szCs w:val="22"/>
               </w:rPr>
-              <w:t xml:space="preserve">{{donVi}}</w:t>
-            </w:r>
-          </w:p>
-        </w:tc>
-        <w:tc>
-          <w:tcPr>
-            <w:tcW w:w="950" w:type="dxa"/>
-            <w:vAlign w:val="center"/>
-          </w:tcPr>
-          <w:p>
-            <w:pPr>
-              <w:spacing w:before="0" w:after="0" w:line="264" w:lineRule="auto"/>
+              <w:t>{{maVatTu}}</w:t>
+            </w:r>
+          </w:p>
+        </w:tc>
+        <w:tc>
+          <w:tcPr>
+            <w:tcW w:w="3050" w:type="dxa"/>
+            <w:vAlign w:val="center"/>
+          </w:tcPr>
+          <w:p>
+            <w:pPr>
+              <w:spacing w:after="0" w:line="264" w:lineRule="auto"/>
               <w:jc w:val="center"/>
             </w:pPr>
             <w:r>
@@ -687,7 +677,7 @@
                 <w:sz w:val="22"/>
                 <w:szCs w:val="22"/>
               </w:rPr>
-              <w:t xml:space="preserve">{{soLuong}}</w:t>
+              <w:t>{{tenVatTu}}</w:t>
             </w:r>
           </w:p>
         </w:tc>
@@ -698,7 +688,7 @@
           </w:tcPr>
           <w:p>
             <w:pPr>
-              <w:spacing w:before="0" w:after="0" w:line="264" w:lineRule="auto"/>
+              <w:spacing w:after="0" w:line="264" w:lineRule="auto"/>
               <w:jc w:val="center"/>
             </w:pPr>
             <w:r>
@@ -707,18 +697,18 @@
                 <w:sz w:val="22"/>
                 <w:szCs w:val="22"/>
               </w:rPr>
-              <w:t xml:space="preserve"/>
-            </w:r>
-          </w:p>
-        </w:tc>
-        <w:tc>
-          <w:tcPr>
-            <w:tcW w:w="850" w:type="dxa"/>
-            <w:vAlign w:val="center"/>
-          </w:tcPr>
-          <w:p>
-            <w:pPr>
-              <w:spacing w:before="0" w:after="0" w:line="264" w:lineRule="auto"/>
+              <w:t>{{donVi}}</w:t>
+            </w:r>
+          </w:p>
+        </w:tc>
+        <w:tc>
+          <w:tcPr>
+            <w:tcW w:w="950" w:type="dxa"/>
+            <w:vAlign w:val="center"/>
+          </w:tcPr>
+          <w:p>
+            <w:pPr>
+              <w:spacing w:after="0" w:line="264" w:lineRule="auto"/>
               <w:jc w:val="center"/>
             </w:pPr>
             <w:r>
@@ -727,8 +717,32 @@
                 <w:sz w:val="22"/>
                 <w:szCs w:val="22"/>
               </w:rPr>
-              <w:t xml:space="preserve"/>
-            </w:r>
+              <w:t>{{soLuong}}</w:t>
+            </w:r>
+          </w:p>
+        </w:tc>
+        <w:tc>
+          <w:tcPr>
+            <w:tcW w:w="800" w:type="dxa"/>
+            <w:vAlign w:val="center"/>
+          </w:tcPr>
+          <w:p>
+            <w:pPr>
+              <w:spacing w:after="0" w:line="264" w:lineRule="auto"/>
+              <w:jc w:val="center"/>
+            </w:pPr>
+          </w:p>
+        </w:tc>
+        <w:tc>
+          <w:tcPr>
+            <w:tcW w:w="850" w:type="dxa"/>
+            <w:vAlign w:val="center"/>
+          </w:tcPr>
+          <w:p>
+            <w:pPr>
+              <w:spacing w:after="0" w:line="264" w:lineRule="auto"/>
+              <w:jc w:val="center"/>
+            </w:pPr>
           </w:p>
         </w:tc>
         <w:tc>
@@ -738,7 +752,19 @@
           </w:tcPr>
           <w:p>
             <w:pPr>
-              <w:spacing w:before="0" w:after="0" w:line="264" w:lineRule="auto"/>
+              <w:spacing w:after="0" w:line="264" w:lineRule="auto"/>
+              <w:jc w:val="center"/>
+            </w:pPr>
+          </w:p>
+        </w:tc>
+        <w:tc>
+          <w:tcPr>
+            <w:tcW w:w="800" w:type="dxa"/>
+            <w:vAlign w:val="center"/>
+          </w:tcPr>
+          <w:p>
+            <w:pPr>
+              <w:spacing w:after="0" w:line="264" w:lineRule="auto"/>
               <w:jc w:val="center"/>
             </w:pPr>
             <w:r>
@@ -747,27 +773,7 @@
                 <w:sz w:val="22"/>
                 <w:szCs w:val="22"/>
               </w:rPr>
-              <w:t xml:space="preserve"/>
-            </w:r>
-          </w:p>
-        </w:tc>
-        <w:tc>
-          <w:tcPr>
-            <w:tcW w:w="800" w:type="dxa"/>
-            <w:vAlign w:val="center"/>
-          </w:tcPr>
-          <w:p>
-            <w:pPr>
-              <w:spacing w:before="0" w:after="0" w:line="264" w:lineRule="auto"/>
-              <w:jc w:val="center"/>
-            </w:pPr>
-            <w:r>
-              <w:rPr>
-                <w:rFonts w:ascii="Times New Roman" w:hAnsi="Times New Roman" w:cs="Times New Roman"/>
-                <w:sz w:val="22"/>
-                <w:szCs w:val="22"/>
-              </w:rPr>
-              <w:t xml:space="preserve">{{/items}}</w:t>
+              <w:t>{{/items}}</w:t>
             </w:r>
           </w:p>
         </w:tc>
@@ -776,7 +782,6 @@
     <w:p>
       <w:pPr>
         <w:spacing w:before="120" w:after="120" w:line="264" w:lineRule="auto"/>
-        <w:jc w:val="left"/>
       </w:pPr>
       <w:r>
         <w:rPr>
@@ -784,13 +789,19 @@
           <w:sz w:val="26"/>
           <w:szCs w:val="26"/>
         </w:rPr>
-        <w:t xml:space="preserve">Trân trọng./.</w:t>
+        <w:t>Trân trọng./.</w:t>
       </w:r>
     </w:p>
     <w:tbl>
       <w:tblPr>
         <w:tblW w:w="9737" w:type="dxa"/>
+        <w:tblInd w:w="10" w:type="dxa"/>
         <w:tblLayout w:type="fixed"/>
+        <w:tblCellMar>
+          <w:left w:w="10" w:type="dxa"/>
+          <w:right w:w="10" w:type="dxa"/>
+        </w:tblCellMar>
+        <w:tblLook w:val="04A0" w:firstRow="1" w:lastRow="0" w:firstColumn="1" w:lastColumn="0" w:noHBand="0" w:noVBand="1"/>
       </w:tblPr>
       <w:tblGrid>
         <w:gridCol w:w="3245"/>
@@ -798,6 +809,12 @@
         <w:gridCol w:w="3247"/>
       </w:tblGrid>
       <w:tr>
+        <w:tblPrEx>
+          <w:tblCellMar>
+            <w:top w:w="0" w:type="dxa"/>
+            <w:bottom w:w="0" w:type="dxa"/>
+          </w:tblCellMar>
+        </w:tblPrEx>
         <w:tc>
           <w:tcPr>
             <w:tcW w:w="3245" w:type="dxa"/>
@@ -807,11 +824,10 @@
               <w:bottom w:val="nil"/>
               <w:right w:val="nil"/>
             </w:tcBorders>
-            <w:vAlign w:val="top"/>
-          </w:tcPr>
-          <w:p>
-            <w:pPr>
-              <w:spacing w:before="0" w:after="0" w:line="264" w:lineRule="auto"/>
+          </w:tcPr>
+          <w:p>
+            <w:pPr>
+              <w:spacing w:after="0" w:line="264" w:lineRule="auto"/>
               <w:jc w:val="center"/>
             </w:pPr>
             <w:r>
@@ -821,12 +837,12 @@
                 <w:sz w:val="26"/>
                 <w:szCs w:val="26"/>
               </w:rPr>
-              <w:t xml:space="preserve">KT. TRƯỞNG PHÒNG KHVT</w:t>
-            </w:r>
-          </w:p>
-          <w:p>
-            <w:pPr>
-              <w:spacing w:before="0" w:after="0" w:line="264" w:lineRule="auto"/>
+              <w:t>KT. TRƯỞNG PHÒNG KHVT</w:t>
+            </w:r>
+          </w:p>
+          <w:p>
+            <w:pPr>
+              <w:spacing w:after="0" w:line="264" w:lineRule="auto"/>
               <w:jc w:val="center"/>
             </w:pPr>
             <w:r>
@@ -836,7 +852,7 @@
                 <w:sz w:val="26"/>
                 <w:szCs w:val="26"/>
               </w:rPr>
-              <w:t xml:space="preserve">PHÓ TRƯỞNG PHÒNG</w:t>
+              <w:t>PHÓ TRƯỞNG PHÒNG</w:t>
             </w:r>
           </w:p>
         </w:tc>
@@ -849,11 +865,10 @@
               <w:bottom w:val="nil"/>
               <w:right w:val="nil"/>
             </w:tcBorders>
-            <w:vAlign w:val="top"/>
-          </w:tcPr>
-          <w:p>
-            <w:pPr>
-              <w:spacing w:before="0" w:after="0" w:line="264" w:lineRule="auto"/>
+          </w:tcPr>
+          <w:p>
+            <w:pPr>
+              <w:spacing w:after="0" w:line="264" w:lineRule="auto"/>
               <w:jc w:val="center"/>
             </w:pPr>
             <w:r>
@@ -863,7 +878,7 @@
                 <w:sz w:val="26"/>
                 <w:szCs w:val="26"/>
               </w:rPr>
-              <w:t xml:space="preserve">QUẢN ĐỐC PXVH 1</w:t>
+              <w:t>QUẢN ĐỐC PXVH 1</w:t>
             </w:r>
           </w:p>
         </w:tc>
@@ -876,11 +891,10 @@
               <w:bottom w:val="nil"/>
               <w:right w:val="nil"/>
             </w:tcBorders>
-            <w:vAlign w:val="top"/>
-          </w:tcPr>
-          <w:p>
-            <w:pPr>
-              <w:spacing w:before="0" w:after="0" w:line="264" w:lineRule="auto"/>
+          </w:tcPr>
+          <w:p>
+            <w:pPr>
+              <w:spacing w:after="0" w:line="264" w:lineRule="auto"/>
               <w:jc w:val="center"/>
             </w:pPr>
             <w:r>
@@ -890,12 +904,18 @@
                 <w:sz w:val="26"/>
                 <w:szCs w:val="26"/>
               </w:rPr>
-              <w:t xml:space="preserve">NGƯỜI ĐỀ NGHỊ</w:t>
+              <w:t>NGƯỜI ĐỀ NGHỊ</w:t>
             </w:r>
           </w:p>
         </w:tc>
       </w:tr>
       <w:tr>
+        <w:tblPrEx>
+          <w:tblCellMar>
+            <w:top w:w="0" w:type="dxa"/>
+            <w:bottom w:w="0" w:type="dxa"/>
+          </w:tblCellMar>
+        </w:tblPrEx>
         <w:tc>
           <w:tcPr>
             <w:tcW w:w="3245" w:type="dxa"/>
@@ -909,17 +929,8 @@
           </w:tcPr>
           <w:p>
             <w:pPr>
-              <w:spacing w:before="0" w:after="0" w:line="264" w:lineRule="auto"/>
-              <w:jc w:val="left"/>
-            </w:pPr>
-            <w:r>
-              <w:rPr>
-                <w:rFonts w:ascii="Times New Roman" w:hAnsi="Times New Roman" w:cs="Times New Roman"/>
-                <w:sz w:val="26"/>
-                <w:szCs w:val="26"/>
-              </w:rPr>
-              <w:t xml:space="preserve"/>
-            </w:r>
+              <w:spacing w:after="0" w:line="264" w:lineRule="auto"/>
+            </w:pPr>
           </w:p>
         </w:tc>
         <w:tc>
@@ -935,7 +946,7 @@
           </w:tcPr>
           <w:p>
             <w:pPr>
-              <w:spacing w:before="0" w:after="0" w:line="264" w:lineRule="auto"/>
+              <w:spacing w:after="0" w:line="264" w:lineRule="auto"/>
               <w:jc w:val="center"/>
             </w:pPr>
             <w:r>
@@ -944,7 +955,7 @@
                 <w:sz w:val="26"/>
                 <w:szCs w:val="26"/>
               </w:rPr>
-              <w:t xml:space="preserve">{{#coChuKyQuanDoc}}</w:t>
+              <w:t>{{#coChuKyQuanDoc}}</w:t>
             </w:r>
           </w:p>
           <w:p>
@@ -958,12 +969,12 @@
                 <w:sz w:val="26"/>
                 <w:szCs w:val="26"/>
               </w:rPr>
-              <w:t xml:space="preserve">{{%chuKyQuanDoc}}</w:t>
-            </w:r>
-          </w:p>
-          <w:p>
-            <w:pPr>
-              <w:spacing w:before="0" w:after="0" w:line="264" w:lineRule="auto"/>
+              <w:t>{{%chuKyQuanDoc}}</w:t>
+            </w:r>
+          </w:p>
+          <w:p>
+            <w:pPr>
+              <w:spacing w:after="0" w:line="264" w:lineRule="auto"/>
               <w:jc w:val="center"/>
             </w:pPr>
             <w:r>
@@ -972,7 +983,7 @@
                 <w:sz w:val="26"/>
                 <w:szCs w:val="26"/>
               </w:rPr>
-              <w:t xml:space="preserve">{{/coChuKyQuanDoc}}</w:t>
+              <w:t>{{/coChuKyQuanDoc}}</w:t>
             </w:r>
           </w:p>
         </w:tc>
@@ -989,7 +1000,7 @@
           </w:tcPr>
           <w:p>
             <w:pPr>
-              <w:spacing w:before="0" w:after="0" w:line="264" w:lineRule="auto"/>
+              <w:spacing w:after="0" w:line="264" w:lineRule="auto"/>
               <w:jc w:val="center"/>
             </w:pPr>
             <w:r>
@@ -998,7 +1009,7 @@
                 <w:sz w:val="26"/>
                 <w:szCs w:val="26"/>
               </w:rPr>
-              <w:t xml:space="preserve">{{#coChuKyThongKe}}</w:t>
+              <w:t>{{#coChuKyThongKe}}</w:t>
             </w:r>
           </w:p>
           <w:p>
@@ -1012,12 +1023,12 @@
                 <w:sz w:val="26"/>
                 <w:szCs w:val="26"/>
               </w:rPr>
-              <w:t xml:space="preserve">{{%chuKyThongKe}}</w:t>
-            </w:r>
-          </w:p>
-          <w:p>
-            <w:pPr>
-              <w:spacing w:before="0" w:after="0" w:line="264" w:lineRule="auto"/>
+              <w:t>{{%chuKyThongKe}}</w:t>
+            </w:r>
+          </w:p>
+          <w:p>
+            <w:pPr>
+              <w:spacing w:after="0" w:line="264" w:lineRule="auto"/>
               <w:jc w:val="center"/>
             </w:pPr>
             <w:r>
@@ -1026,12 +1037,18 @@
                 <w:sz w:val="26"/>
                 <w:szCs w:val="26"/>
               </w:rPr>
-              <w:t xml:space="preserve">{{/coChuKyThongKe}}</w:t>
+              <w:t>{{/coChuKyThongKe}}</w:t>
             </w:r>
           </w:p>
         </w:tc>
       </w:tr>
       <w:tr>
+        <w:tblPrEx>
+          <w:tblCellMar>
+            <w:top w:w="0" w:type="dxa"/>
+            <w:bottom w:w="0" w:type="dxa"/>
+          </w:tblCellMar>
+        </w:tblPrEx>
         <w:tc>
           <w:tcPr>
             <w:tcW w:w="3245" w:type="dxa"/>
@@ -1055,7 +1072,7 @@
                 <w:sz w:val="26"/>
                 <w:szCs w:val="26"/>
               </w:rPr>
-              <w:t xml:space="preserve">Nguyễn Quang Nhã</w:t>
+              <w:t>Nguyễn Quang Nhã</w:t>
             </w:r>
           </w:p>
         </w:tc>
@@ -1082,7 +1099,7 @@
                 <w:sz w:val="26"/>
                 <w:szCs w:val="26"/>
               </w:rPr>
-              <w:t xml:space="preserve">{{quanDocName}}</w:t>
+              <w:t>{{quanDocName}}</w:t>
             </w:r>
           </w:p>
         </w:tc>
@@ -1109,7 +1126,7 @@
                 <w:sz w:val="26"/>
                 <w:szCs w:val="26"/>
               </w:rPr>
-              <w:t xml:space="preserve">{{tenThongKe}}</w:t>
+              <w:t>{{tenThongKe}}</w:t>
             </w:r>
           </w:p>
         </w:tc>
@@ -1117,22 +1134,12 @@
     </w:tbl>
     <w:p>
       <w:pPr>
-        <w:spacing w:before="0" w:after="60" w:line="264" w:lineRule="auto"/>
-        <w:jc w:val="left"/>
+        <w:spacing w:after="60" w:line="264" w:lineRule="auto"/>
       </w:pPr>
-      <w:r>
-        <w:rPr>
-          <w:rFonts w:ascii="Times New Roman" w:hAnsi="Times New Roman" w:cs="Times New Roman"/>
-          <w:sz w:val="26"/>
-          <w:szCs w:val="26"/>
-        </w:rPr>
-        <w:t xml:space="preserve"/>
-      </w:r>
     </w:p>
     <w:p>
       <w:pPr>
-        <w:spacing w:before="0" w:after="0" w:line="264" w:lineRule="auto"/>
-        <w:jc w:val="left"/>
+        <w:spacing w:after="0" w:line="264" w:lineRule="auto"/>
       </w:pPr>
       <w:r>
         <w:rPr>
@@ -1142,13 +1149,12 @@
           <w:sz w:val="22"/>
           <w:szCs w:val="22"/>
         </w:rPr>
-        <w:t xml:space="preserve">Nơi nhận:</w:t>
+        <w:t>Nơi nhận:</w:t>
       </w:r>
     </w:p>
     <w:p>
       <w:pPr>
-        <w:spacing w:before="0" w:after="0" w:line="264" w:lineRule="auto"/>
-        <w:jc w:val="left"/>
+        <w:spacing w:after="0" w:line="264" w:lineRule="auto"/>
       </w:pPr>
       <w:r>
         <w:rPr>
@@ -1156,13 +1162,12 @@
           <w:sz w:val="22"/>
           <w:szCs w:val="22"/>
         </w:rPr>
-        <w:t xml:space="preserve">- Như trên;</w:t>
+        <w:t>- Như trên;</w:t>
       </w:r>
     </w:p>
     <w:p>
       <w:pPr>
-        <w:spacing w:before="0" w:after="0" w:line="264" w:lineRule="auto"/>
-        <w:jc w:val="left"/>
+        <w:spacing w:after="0" w:line="264" w:lineRule="auto"/>
       </w:pPr>
       <w:r>
         <w:rPr>
@@ -1170,13 +1175,760 @@
           <w:sz w:val="22"/>
           <w:szCs w:val="22"/>
         </w:rPr>
-        <w:t xml:space="preserve">- Lưu: PXVH1, KHVT.</w:t>
+        <w:t>- Lưu: PXVH1, KHVT.</w:t>
       </w:r>
     </w:p>
     <w:sectPr>
       <w:pgSz w:w="11906" w:h="16838"/>
-      <w:pgMar w:top="1134" w:right="1134" w:bottom="1134" w:left="1134" w:header="709" w:footer="709"/>
+      <w:pgMar w:top="1134" w:right="1134" w:bottom="1134" w:left="1134" w:header="709" w:footer="709" w:gutter="0"/>
+      <w:cols w:space="720"/>
     </w:sectPr>
   </w:body>
 </w:document>
+</file>
+
+<file path=word/styles.xml><?xml version="1.0" encoding="utf-8"?>
+<w:styles xmlns:mc="http://schemas.openxmlformats.org/markup-compatibility/2006" xmlns:r="http://schemas.openxmlformats.org/officeDocument/2006/relationships" xmlns:w="http://schemas.openxmlformats.org/wordprocessingml/2006/main" xmlns:w14="http://schemas.microsoft.com/office/word/2010/wordml" xmlns:w15="http://schemas.microsoft.com/office/word/2012/wordml" xmlns:w16cex="http://schemas.microsoft.com/office/word/2018/wordml/cex" xmlns:w16cid="http://schemas.microsoft.com/office/word/2016/wordml/cid" xmlns:w16="http://schemas.microsoft.com/office/word/2018/wordml" xmlns:w16du="http://schemas.microsoft.com/office/word/2023/wordml/word16du" xmlns:w16sdtdh="http://schemas.microsoft.com/office/word/2020/wordml/sdtdatahash" xmlns:w16sdtfl="http://schemas.microsoft.com/office/word/2024/wordml/sdtformatlock" xmlns:w16se="http://schemas.microsoft.com/office/word/2015/wordml/symex" mc:Ignorable="w14 w15 w16se w16cid w16 w16cex w16sdtdh w16sdtfl w16du">
+  <w:docDefaults>
+    <w:rPrDefault>
+      <w:rPr>
+        <w:rFonts w:asciiTheme="minorHAnsi" w:eastAsiaTheme="minorEastAsia" w:hAnsiTheme="minorHAnsi" w:cstheme="minorBidi"/>
+        <w:kern w:val="2"/>
+        <w:sz w:val="24"/>
+        <w:szCs w:val="24"/>
+        <w:lang w:val="en-US" w:eastAsia="en-US" w:bidi="ar-SA"/>
+        <w14:ligatures w14:val="standardContextual"/>
+      </w:rPr>
+    </w:rPrDefault>
+    <w:pPrDefault>
+      <w:pPr>
+        <w:spacing w:after="160" w:line="278" w:lineRule="auto"/>
+      </w:pPr>
+    </w:pPrDefault>
+  </w:docDefaults>
+  <w:latentStyles w:defLockedState="0" w:defUIPriority="99" w:defSemiHidden="0" w:defUnhideWhenUsed="0" w:defQFormat="0" w:count="376">
+    <w:lsdException w:name="Normal" w:uiPriority="0" w:qFormat="1"/>
+    <w:lsdException w:name="heading 1" w:uiPriority="9" w:qFormat="1"/>
+    <w:lsdException w:name="heading 2" w:semiHidden="1" w:uiPriority="9" w:unhideWhenUsed="1" w:qFormat="1"/>
+    <w:lsdException w:name="heading 3" w:semiHidden="1" w:uiPriority="9" w:unhideWhenUsed="1" w:qFormat="1"/>
+    <w:lsdException w:name="heading 4" w:semiHidden="1" w:uiPriority="9" w:unhideWhenUsed="1" w:qFormat="1"/>
+    <w:lsdException w:name="heading 5" w:semiHidden="1" w:uiPriority="9" w:unhideWhenUsed="1" w:qFormat="1"/>
+    <w:lsdException w:name="heading 6" w:semiHidden="1" w:uiPriority="9" w:unhideWhenUsed="1" w:qFormat="1"/>
+    <w:lsdException w:name="heading 7" w:semiHidden="1" w:uiPriority="9" w:unhideWhenUsed="1" w:qFormat="1"/>
+    <w:lsdException w:name="heading 8" w:semiHidden="1" w:uiPriority="9" w:unhideWhenUsed="1" w:qFormat="1"/>
+    <w:lsdException w:name="heading 9" w:semiHidden="1" w:uiPriority="9" w:unhideWhenUsed="1" w:qFormat="1"/>
+    <w:lsdException w:name="index 1" w:semiHidden="1" w:unhideWhenUsed="1"/>
+    <w:lsdException w:name="index 2" w:semiHidden="1" w:unhideWhenUsed="1"/>
+    <w:lsdException w:name="index 3" w:semiHidden="1" w:unhideWhenUsed="1"/>
+    <w:lsdException w:name="index 4" w:semiHidden="1" w:unhideWhenUsed="1"/>
+    <w:lsdException w:name="index 5" w:semiHidden="1" w:unhideWhenUsed="1"/>
+    <w:lsdException w:name="index 6" w:semiHidden="1" w:unhideWhenUsed="1"/>
+    <w:lsdException w:name="index 7" w:semiHidden="1" w:unhideWhenUsed="1"/>
+    <w:lsdException w:name="index 8" w:semiHidden="1" w:unhideWhenUsed="1"/>
+    <w:lsdException w:name="index 9" w:semiHidden="1" w:unhideWhenUsed="1"/>
+    <w:lsdException w:name="toc 1" w:semiHidden="1" w:uiPriority="39" w:unhideWhenUsed="1"/>
+    <w:lsdException w:name="toc 2" w:semiHidden="1" w:uiPriority="39" w:unhideWhenUsed="1"/>
+    <w:lsdException w:name="toc 3" w:semiHidden="1" w:uiPriority="39" w:unhideWhenUsed="1"/>
+    <w:lsdException w:name="toc 4" w:semiHidden="1" w:uiPriority="39" w:unhideWhenUsed="1"/>
+    <w:lsdException w:name="toc 5" w:semiHidden="1" w:uiPriority="39" w:unhideWhenUsed="1"/>
+    <w:lsdException w:name="toc 6" w:semiHidden="1" w:uiPriority="39" w:unhideWhenUsed="1"/>
+    <w:lsdException w:name="toc 7" w:semiHidden="1" w:uiPriority="39" w:unhideWhenUsed="1"/>
+    <w:lsdException w:name="toc 8" w:semiHidden="1" w:uiPriority="39" w:unhideWhenUsed="1"/>
+    <w:lsdException w:name="toc 9" w:semiHidden="1" w:uiPriority="39" w:unhideWhenUsed="1"/>
+    <w:lsdException w:name="Normal Indent" w:semiHidden="1" w:unhideWhenUsed="1"/>
+    <w:lsdException w:name="footnote text" w:semiHidden="1" w:unhideWhenUsed="1"/>
+    <w:lsdException w:name="annotation text" w:semiHidden="1" w:unhideWhenUsed="1"/>
+    <w:lsdException w:name="header" w:semiHidden="1" w:unhideWhenUsed="1"/>
+    <w:lsdException w:name="footer" w:semiHidden="1" w:unhideWhenUsed="1"/>
+    <w:lsdException w:name="index heading" w:semiHidden="1" w:unhideWhenUsed="1"/>
+    <w:lsdException w:name="caption" w:semiHidden="1" w:uiPriority="35" w:unhideWhenUsed="1" w:qFormat="1"/>
+    <w:lsdException w:name="table of figures" w:semiHidden="1" w:unhideWhenUsed="1"/>
+    <w:lsdException w:name="envelope address" w:semiHidden="1" w:unhideWhenUsed="1"/>
+    <w:lsdException w:name="envelope return" w:semiHidden="1" w:unhideWhenUsed="1"/>
+    <w:lsdException w:name="footnote reference" w:semiHidden="1" w:unhideWhenUsed="1"/>
+    <w:lsdException w:name="annotation reference" w:semiHidden="1" w:unhideWhenUsed="1"/>
+    <w:lsdException w:name="line number" w:semiHidden="1" w:unhideWhenUsed="1"/>
+    <w:lsdException w:name="page number" w:semiHidden="1" w:unhideWhenUsed="1"/>
+    <w:lsdException w:name="endnote reference" w:semiHidden="1" w:unhideWhenUsed="1"/>
+    <w:lsdException w:name="endnote text" w:semiHidden="1" w:unhideWhenUsed="1"/>
+    <w:lsdException w:name="table of authorities" w:semiHidden="1" w:unhideWhenUsed="1"/>
+    <w:lsdException w:name="macro" w:semiHidden="1" w:unhideWhenUsed="1"/>
+    <w:lsdException w:name="toa heading" w:semiHidden="1" w:unhideWhenUsed="1"/>
+    <w:lsdException w:name="List" w:semiHidden="1" w:unhideWhenUsed="1"/>
+    <w:lsdException w:name="List Bullet" w:semiHidden="1" w:unhideWhenUsed="1"/>
+    <w:lsdException w:name="List Number" w:semiHidden="1" w:unhideWhenUsed="1"/>
+    <w:lsdException w:name="List 2" w:semiHidden="1" w:unhideWhenUsed="1"/>
+    <w:lsdException w:name="List 3" w:semiHidden="1" w:unhideWhenUsed="1"/>
+    <w:lsdException w:name="List 4" w:semiHidden="1" w:unhideWhenUsed="1"/>
+    <w:lsdException w:name="List 5" w:semiHidden="1" w:unhideWhenUsed="1"/>
+    <w:lsdException w:name="List Bullet 2" w:semiHidden="1" w:unhideWhenUsed="1"/>
+    <w:lsdException w:name="List Bullet 3" w:semiHidden="1" w:unhideWhenUsed="1"/>
+    <w:lsdException w:name="List Bullet 4" w:semiHidden="1" w:unhideWhenUsed="1"/>
+    <w:lsdException w:name="List Bullet 5" w:semiHidden="1" w:unhideWhenUsed="1"/>
+    <w:lsdException w:name="List Number 2" w:semiHidden="1" w:unhideWhenUsed="1"/>
+    <w:lsdException w:name="List Number 3" w:semiHidden="1" w:unhideWhenUsed="1"/>
+    <w:lsdException w:name="List Number 4" w:semiHidden="1" w:unhideWhenUsed="1"/>
+    <w:lsdException w:name="List Number 5" w:semiHidden="1" w:unhideWhenUsed="1"/>
+    <w:lsdException w:name="Title" w:uiPriority="10" w:qFormat="1"/>
+    <w:lsdException w:name="Closing" w:semiHidden="1" w:unhideWhenUsed="1"/>
+    <w:lsdException w:name="Signature" w:semiHidden="1" w:unhideWhenUsed="1"/>
+    <w:lsdException w:name="Default Paragraph Font" w:semiHidden="1" w:uiPriority="1" w:unhideWhenUsed="1"/>
+    <w:lsdException w:name="Body Text" w:semiHidden="1" w:unhideWhenUsed="1"/>
+    <w:lsdException w:name="Body Text Indent" w:semiHidden="1" w:unhideWhenUsed="1"/>
+    <w:lsdException w:name="List Continue" w:semiHidden="1" w:unhideWhenUsed="1"/>
+    <w:lsdException w:name="List Continue 2" w:semiHidden="1" w:unhideWhenUsed="1"/>
+    <w:lsdException w:name="List Continue 3" w:semiHidden="1" w:unhideWhenUsed="1"/>
+    <w:lsdException w:name="List Continue 4" w:semiHidden="1" w:unhideWhenUsed="1"/>
+    <w:lsdException w:name="List Continue 5" w:semiHidden="1" w:unhideWhenUsed="1"/>
+    <w:lsdException w:name="Message Header" w:semiHidden="1" w:unhideWhenUsed="1"/>
+    <w:lsdException w:name="Subtitle" w:uiPriority="11" w:qFormat="1"/>
+    <w:lsdException w:name="Salutation" w:semiHidden="1" w:unhideWhenUsed="1"/>
+    <w:lsdException w:name="Date" w:semiHidden="1" w:unhideWhenUsed="1"/>
+    <w:lsdException w:name="Body Text First Indent" w:semiHidden="1" w:unhideWhenUsed="1"/>
+    <w:lsdException w:name="Body Text First Indent 2" w:semiHidden="1" w:unhideWhenUsed="1"/>
+    <w:lsdException w:name="Note Heading" w:semiHidden="1" w:unhideWhenUsed="1"/>
+    <w:lsdException w:name="Body Text 2" w:semiHidden="1" w:unhideWhenUsed="1"/>
+    <w:lsdException w:name="Body Text 3" w:semiHidden="1" w:unhideWhenUsed="1"/>
+    <w:lsdException w:name="Body Text Indent 2" w:semiHidden="1" w:unhideWhenUsed="1"/>
+    <w:lsdException w:name="Body Text Indent 3" w:semiHidden="1" w:unhideWhenUsed="1"/>
+    <w:lsdException w:name="Block Text" w:semiHidden="1" w:unhideWhenUsed="1"/>
+    <w:lsdException w:name="Hyperlink" w:semiHidden="1" w:unhideWhenUsed="1"/>
+    <w:lsdException w:name="FollowedHyperlink" w:semiHidden="1" w:unhideWhenUsed="1"/>
+    <w:lsdException w:name="Strong" w:uiPriority="22" w:qFormat="1"/>
+    <w:lsdException w:name="Emphasis" w:uiPriority="20" w:qFormat="1"/>
+    <w:lsdException w:name="Document Map" w:semiHidden="1" w:unhideWhenUsed="1"/>
+    <w:lsdException w:name="Plain Text" w:semiHidden="1" w:unhideWhenUsed="1"/>
+    <w:lsdException w:name="E-mail Signature" w:semiHidden="1" w:unhideWhenUsed="1"/>
+    <w:lsdException w:name="HTML Top of Form" w:semiHidden="1" w:unhideWhenUsed="1"/>
+    <w:lsdException w:name="HTML Bottom of Form" w:semiHidden="1" w:unhideWhenUsed="1"/>
+    <w:lsdException w:name="Normal (Web)" w:semiHidden="1" w:unhideWhenUsed="1"/>
+    <w:lsdException w:name="HTML Acronym" w:semiHidden="1" w:unhideWhenUsed="1"/>
+    <w:lsdException w:name="HTML Address" w:semiHidden="1" w:unhideWhenUsed="1"/>
+    <w:lsdException w:name="HTML Cite" w:semiHidden="1" w:unhideWhenUsed="1"/>
+    <w:lsdException w:name="HTML Code" w:semiHidden="1" w:unhideWhenUsed="1"/>
+    <w:lsdException w:name="HTML Definition" w:semiHidden="1" w:unhideWhenUsed="1"/>
+    <w:lsdException w:name="HTML Keyboard" w:semiHidden="1" w:unhideWhenUsed="1"/>
+    <w:lsdException w:name="HTML Preformatted" w:semiHidden="1" w:unhideWhenUsed="1"/>
+    <w:lsdException w:name="HTML Sample" w:semiHidden="1" w:unhideWhenUsed="1"/>
+    <w:lsdException w:name="HTML Typewriter" w:semiHidden="1" w:unhideWhenUsed="1"/>
+    <w:lsdException w:name="HTML Variable" w:semiHidden="1" w:unhideWhenUsed="1"/>
+    <w:lsdException w:name="Normal Table" w:semiHidden="1" w:unhideWhenUsed="1"/>
+    <w:lsdException w:name="annotation subject" w:semiHidden="1" w:unhideWhenUsed="1"/>
+    <w:lsdException w:name="No List" w:semiHidden="1" w:unhideWhenUsed="1"/>
+    <w:lsdException w:name="Outline List 1" w:semiHidden="1" w:unhideWhenUsed="1"/>
+    <w:lsdException w:name="Outline List 2" w:semiHidden="1" w:unhideWhenUsed="1"/>
+    <w:lsdException w:name="Outline List 3" w:semiHidden="1" w:unhideWhenUsed="1"/>
+    <w:lsdException w:name="Table Simple 1" w:semiHidden="1" w:unhideWhenUsed="1"/>
+    <w:lsdException w:name="Table Simple 2" w:semiHidden="1" w:unhideWhenUsed="1"/>
+    <w:lsdException w:name="Table Simple 3" w:semiHidden="1" w:unhideWhenUsed="1"/>
+    <w:lsdException w:name="Table Classic 1" w:semiHidden="1" w:unhideWhenUsed="1"/>
+    <w:lsdException w:name="Table Classic 2" w:semiHidden="1" w:unhideWhenUsed="1"/>
+    <w:lsdException w:name="Table Classic 3" w:semiHidden="1" w:unhideWhenUsed="1"/>
+    <w:lsdException w:name="Table Classic 4" w:semiHidden="1" w:unhideWhenUsed="1"/>
+    <w:lsdException w:name="Table Colorful 1" w:semiHidden="1" w:unhideWhenUsed="1"/>
+    <w:lsdException w:name="Table Colorful 2" w:semiHidden="1" w:unhideWhenUsed="1"/>
+    <w:lsdException w:name="Table Colorful 3" w:semiHidden="1" w:unhideWhenUsed="1"/>
+    <w:lsdException w:name="Table Columns 1" w:semiHidden="1" w:unhideWhenUsed="1"/>
+    <w:lsdException w:name="Table Columns 2" w:semiHidden="1" w:unhideWhenUsed="1"/>
+    <w:lsdException w:name="Table Columns 3" w:semiHidden="1" w:unhideWhenUsed="1"/>
+    <w:lsdException w:name="Table Columns 4" w:semiHidden="1" w:unhideWhenUsed="1"/>
+    <w:lsdException w:name="Table Columns 5" w:semiHidden="1" w:unhideWhenUsed="1"/>
+    <w:lsdException w:name="Table Grid 1" w:semiHidden="1" w:unhideWhenUsed="1"/>
+    <w:lsdException w:name="Table Grid 2" w:semiHidden="1" w:unhideWhenUsed="1"/>
+    <w:lsdException w:name="Table Grid 3" w:semiHidden="1" w:unhideWhenUsed="1"/>
+    <w:lsdException w:name="Table Grid 4" w:semiHidden="1" w:unhideWhenUsed="1"/>
+    <w:lsdException w:name="Table Grid 5" w:semiHidden="1" w:unhideWhenUsed="1"/>
+    <w:lsdException w:name="Table Grid 6" w:semiHidden="1" w:unhideWhenUsed="1"/>
+    <w:lsdException w:name="Table Grid 7" w:semiHidden="1" w:unhideWhenUsed="1"/>
+    <w:lsdException w:name="Table Grid 8" w:semiHidden="1" w:unhideWhenUsed="1"/>
+    <w:lsdException w:name="Table List 1" w:semiHidden="1" w:unhideWhenUsed="1"/>
+    <w:lsdException w:name="Table List 2" w:semiHidden="1" w:unhideWhenUsed="1"/>
+    <w:lsdException w:name="Table List 3" w:semiHidden="1" w:unhideWhenUsed="1"/>
+    <w:lsdException w:name="Table List 4" w:semiHidden="1" w:unhideWhenUsed="1"/>
+    <w:lsdException w:name="Table List 5" w:semiHidden="1" w:unhideWhenUsed="1"/>
+    <w:lsdException w:name="Table List 6" w:semiHidden="1" w:unhideWhenUsed="1"/>
+    <w:lsdException w:name="Table List 7" w:semiHidden="1" w:unhideWhenUsed="1"/>
+    <w:lsdException w:name="Table List 8" w:semiHidden="1" w:unhideWhenUsed="1"/>
+    <w:lsdException w:name="Table 3D effects 1" w:semiHidden="1" w:unhideWhenUsed="1"/>
+    <w:lsdException w:name="Table 3D effects 2" w:semiHidden="1" w:unhideWhenUsed="1"/>
+    <w:lsdException w:name="Table 3D effects 3" w:semiHidden="1" w:unhideWhenUsed="1"/>
+    <w:lsdException w:name="Table Contemporary" w:semiHidden="1" w:unhideWhenUsed="1"/>
+    <w:lsdException w:name="Table Elegant" w:semiHidden="1" w:unhideWhenUsed="1"/>
+    <w:lsdException w:name="Table Professional" w:semiHidden="1" w:unhideWhenUsed="1"/>
+    <w:lsdException w:name="Table Subtle 1" w:semiHidden="1" w:unhideWhenUsed="1"/>
+    <w:lsdException w:name="Table Subtle 2" w:semiHidden="1" w:unhideWhenUsed="1"/>
+    <w:lsdException w:name="Table Web 1" w:semiHidden="1" w:unhideWhenUsed="1"/>
+    <w:lsdException w:name="Table Web 2" w:semiHidden="1" w:unhideWhenUsed="1"/>
+    <w:lsdException w:name="Table Web 3" w:semiHidden="1" w:unhideWhenUsed="1"/>
+    <w:lsdException w:name="Balloon Text" w:semiHidden="1" w:unhideWhenUsed="1"/>
+    <w:lsdException w:name="Table Grid" w:uiPriority="39"/>
+    <w:lsdException w:name="Table Theme" w:semiHidden="1" w:unhideWhenUsed="1"/>
+    <w:lsdException w:name="Placeholder Text" w:semiHidden="1"/>
+    <w:lsdException w:name="No Spacing" w:uiPriority="1" w:qFormat="1"/>
+    <w:lsdException w:name="Light Shading" w:uiPriority="60"/>
+    <w:lsdException w:name="Light List" w:uiPriority="61"/>
+    <w:lsdException w:name="Light Grid" w:uiPriority="62"/>
+    <w:lsdException w:name="Medium Shading 1" w:uiPriority="63"/>
+    <w:lsdException w:name="Medium Shading 2" w:uiPriority="64"/>
+    <w:lsdException w:name="Medium List 1" w:uiPriority="65"/>
+    <w:lsdException w:name="Medium List 2" w:uiPriority="66"/>
+    <w:lsdException w:name="Medium Grid 1" w:uiPriority="67"/>
+    <w:lsdException w:name="Medium Grid 2" w:uiPriority="68"/>
+    <w:lsdException w:name="Medium Grid 3" w:uiPriority="69"/>
+    <w:lsdException w:name="Dark List" w:uiPriority="70"/>
+    <w:lsdException w:name="Colorful Shading" w:uiPriority="71"/>
+    <w:lsdException w:name="Colorful List" w:uiPriority="72"/>
+    <w:lsdException w:name="Colorful Grid" w:uiPriority="73"/>
+    <w:lsdException w:name="Light Shading Accent 1" w:uiPriority="60"/>
+    <w:lsdException w:name="Light List Accent 1" w:uiPriority="61"/>
+    <w:lsdException w:name="Light Grid Accent 1" w:uiPriority="62"/>
+    <w:lsdException w:name="Medium Shading 1 Accent 1" w:uiPriority="63"/>
+    <w:lsdException w:name="Medium Shading 2 Accent 1" w:uiPriority="64"/>
+    <w:lsdException w:name="Medium List 1 Accent 1" w:uiPriority="65"/>
+    <w:lsdException w:name="Revision" w:semiHidden="1"/>
+    <w:lsdException w:name="List Paragraph" w:uiPriority="34" w:qFormat="1"/>
+    <w:lsdException w:name="Quote" w:uiPriority="29" w:qFormat="1"/>
+    <w:lsdException w:name="Intense Quote" w:uiPriority="30" w:qFormat="1"/>
+    <w:lsdException w:name="Medium List 2 Accent 1" w:uiPriority="66"/>
+    <w:lsdException w:name="Medium Grid 1 Accent 1" w:uiPriority="67"/>
+    <w:lsdException w:name="Medium Grid 2 Accent 1" w:uiPriority="68"/>
+    <w:lsdException w:name="Medium Grid 3 Accent 1" w:uiPriority="69"/>
+    <w:lsdException w:name="Dark List Accent 1" w:uiPriority="70"/>
+    <w:lsdException w:name="Colorful Shading Accent 1" w:uiPriority="71"/>
+    <w:lsdException w:name="Colorful List Accent 1" w:uiPriority="72"/>
+    <w:lsdException w:name="Colorful Grid Accent 1" w:uiPriority="73"/>
+    <w:lsdException w:name="Light Shading Accent 2" w:uiPriority="60"/>
+    <w:lsdException w:name="Light List Accent 2" w:uiPriority="61"/>
+    <w:lsdException w:name="Light Grid Accent 2" w:uiPriority="62"/>
+    <w:lsdException w:name="Medium Shading 1 Accent 2" w:uiPriority="63"/>
+    <w:lsdException w:name="Medium Shading 2 Accent 2" w:uiPriority="64"/>
+    <w:lsdException w:name="Medium List 1 Accent 2" w:uiPriority="65"/>
+    <w:lsdException w:name="Medium List 2 Accent 2" w:uiPriority="66"/>
+    <w:lsdException w:name="Medium Grid 1 Accent 2" w:uiPriority="67"/>
+    <w:lsdException w:name="Medium Grid 2 Accent 2" w:uiPriority="68"/>
+    <w:lsdException w:name="Medium Grid 3 Accent 2" w:uiPriority="69"/>
+    <w:lsdException w:name="Dark List Accent 2" w:uiPriority="70"/>
+    <w:lsdException w:name="Colorful Shading Accent 2" w:uiPriority="71"/>
+    <w:lsdException w:name="Colorful List Accent 2" w:uiPriority="72"/>
+    <w:lsdException w:name="Colorful Grid Accent 2" w:uiPriority="73"/>
+    <w:lsdException w:name="Light Shading Accent 3" w:uiPriority="60"/>
+    <w:lsdException w:name="Light List Accent 3" w:uiPriority="61"/>
+    <w:lsdException w:name="Light Grid Accent 3" w:uiPriority="62"/>
+    <w:lsdException w:name="Medium Shading 1 Accent 3" w:uiPriority="63"/>
+    <w:lsdException w:name="Medium Shading 2 Accent 3" w:uiPriority="64"/>
+    <w:lsdException w:name="Medium List 1 Accent 3" w:uiPriority="65"/>
+    <w:lsdException w:name="Medium List 2 Accent 3" w:uiPriority="66"/>
+    <w:lsdException w:name="Medium Grid 1 Accent 3" w:uiPriority="67"/>
+    <w:lsdException w:name="Medium Grid 2 Accent 3" w:uiPriority="68"/>
+    <w:lsdException w:name="Medium Grid 3 Accent 3" w:uiPriority="69"/>
+    <w:lsdException w:name="Dark List Accent 3" w:uiPriority="70"/>
+    <w:lsdException w:name="Colorful Shading Accent 3" w:uiPriority="71"/>
+    <w:lsdException w:name="Colorful List Accent 3" w:uiPriority="72"/>
+    <w:lsdException w:name="Colorful Grid Accent 3" w:uiPriority="73"/>
+    <w:lsdException w:name="Light Shading Accent 4" w:uiPriority="60"/>
+    <w:lsdException w:name="Light List Accent 4" w:uiPriority="61"/>
+    <w:lsdException w:name="Light Grid Accent 4" w:uiPriority="62"/>
+    <w:lsdException w:name="Medium Shading 1 Accent 4" w:uiPriority="63"/>
+    <w:lsdException w:name="Medium Shading 2 Accent 4" w:uiPriority="64"/>
+    <w:lsdException w:name="Medium List 1 Accent 4" w:uiPriority="65"/>
+    <w:lsdException w:name="Medium List 2 Accent 4" w:uiPriority="66"/>
+    <w:lsdException w:name="Medium Grid 1 Accent 4" w:uiPriority="67"/>
+    <w:lsdException w:name="Medium Grid 2 Accent 4" w:uiPriority="68"/>
+    <w:lsdException w:name="Medium Grid 3 Accent 4" w:uiPriority="69"/>
+    <w:lsdException w:name="Dark List Accent 4" w:uiPriority="70"/>
+    <w:lsdException w:name="Colorful Shading Accent 4" w:uiPriority="71"/>
+    <w:lsdException w:name="Colorful List Accent 4" w:uiPriority="72"/>
+    <w:lsdException w:name="Colorful Grid Accent 4" w:uiPriority="73"/>
+    <w:lsdException w:name="Light Shading Accent 5" w:uiPriority="60"/>
+    <w:lsdException w:name="Light List Accent 5" w:uiPriority="61"/>
+    <w:lsdException w:name="Light Grid Accent 5" w:uiPriority="62"/>
+    <w:lsdException w:name="Medium Shading 1 Accent 5" w:uiPriority="63"/>
+    <w:lsdException w:name="Medium Shading 2 Accent 5" w:uiPriority="64"/>
+    <w:lsdException w:name="Medium List 1 Accent 5" w:uiPriority="65"/>
+    <w:lsdException w:name="Medium List 2 Accent 5" w:uiPriority="66"/>
+    <w:lsdException w:name="Medium Grid 1 Accent 5" w:uiPriority="67"/>
+    <w:lsdException w:name="Medium Grid 2 Accent 5" w:uiPriority="68"/>
+    <w:lsdException w:name="Medium Grid 3 Accent 5" w:uiPriority="69"/>
+    <w:lsdException w:name="Dark List Accent 5" w:uiPriority="70"/>
+    <w:lsdException w:name="Colorful Shading Accent 5" w:uiPriority="71"/>
+    <w:lsdException w:name="Colorful List Accent 5" w:uiPriority="72"/>
+    <w:lsdException w:name="Colorful Grid Accent 5" w:uiPriority="73"/>
+    <w:lsdException w:name="Light Shading Accent 6" w:uiPriority="60"/>
+    <w:lsdException w:name="Light List Accent 6" w:uiPriority="61"/>
+    <w:lsdException w:name="Light Grid Accent 6" w:uiPriority="62"/>
+    <w:lsdException w:name="Medium Shading 1 Accent 6" w:uiPriority="63"/>
+    <w:lsdException w:name="Medium Shading 2 Accent 6" w:uiPriority="64"/>
+    <w:lsdException w:name="Medium List 1 Accent 6" w:uiPriority="65"/>
+    <w:lsdException w:name="Medium List 2 Accent 6" w:uiPriority="66"/>
+    <w:lsdException w:name="Medium Grid 1 Accent 6" w:uiPriority="67"/>
+    <w:lsdException w:name="Medium Grid 2 Accent 6" w:uiPriority="68"/>
+    <w:lsdException w:name="Medium Grid 3 Accent 6" w:uiPriority="69"/>
+    <w:lsdException w:name="Dark List Accent 6" w:uiPriority="70"/>
+    <w:lsdException w:name="Colorful Shading Accent 6" w:uiPriority="71"/>
+    <w:lsdException w:name="Colorful List Accent 6" w:uiPriority="72"/>
+    <w:lsdException w:name="Colorful Grid Accent 6" w:uiPriority="73"/>
+    <w:lsdException w:name="Subtle Emphasis" w:uiPriority="19" w:qFormat="1"/>
+    <w:lsdException w:name="Intense Emphasis" w:uiPriority="21" w:qFormat="1"/>
+    <w:lsdException w:name="Subtle Reference" w:uiPriority="31" w:qFormat="1"/>
+    <w:lsdException w:name="Intense Reference" w:uiPriority="32" w:qFormat="1"/>
+    <w:lsdException w:name="Book Title" w:uiPriority="33" w:qFormat="1"/>
+    <w:lsdException w:name="Bibliography" w:semiHidden="1" w:uiPriority="37" w:unhideWhenUsed="1"/>
+    <w:lsdException w:name="TOC Heading" w:semiHidden="1" w:uiPriority="39" w:unhideWhenUsed="1" w:qFormat="1"/>
+    <w:lsdException w:name="Plain Table 1" w:uiPriority="41"/>
+    <w:lsdException w:name="Plain Table 2" w:uiPriority="42"/>
+    <w:lsdException w:name="Plain Table 3" w:uiPriority="43"/>
+    <w:lsdException w:name="Plain Table 4" w:uiPriority="44"/>
+    <w:lsdException w:name="Plain Table 5" w:uiPriority="45"/>
+    <w:lsdException w:name="Grid Table Light" w:uiPriority="40"/>
+    <w:lsdException w:name="Grid Table 1 Light" w:uiPriority="46"/>
+    <w:lsdException w:name="Grid Table 2" w:uiPriority="47"/>
+    <w:lsdException w:name="Grid Table 3" w:uiPriority="48"/>
+    <w:lsdException w:name="Grid Table 4" w:uiPriority="49"/>
+    <w:lsdException w:name="Grid Table 5 Dark" w:uiPriority="50"/>
+    <w:lsdException w:name="Grid Table 6 Colorful" w:uiPriority="51"/>
+    <w:lsdException w:name="Grid Table 7 Colorful" w:uiPriority="52"/>
+    <w:lsdException w:name="Grid Table 1 Light Accent 1" w:uiPriority="46"/>
+    <w:lsdException w:name="Grid Table 2 Accent 1" w:uiPriority="47"/>
+    <w:lsdException w:name="Grid Table 3 Accent 1" w:uiPriority="48"/>
+    <w:lsdException w:name="Grid Table 4 Accent 1" w:uiPriority="49"/>
+    <w:lsdException w:name="Grid Table 5 Dark Accent 1" w:uiPriority="50"/>
+    <w:lsdException w:name="Grid Table 6 Colorful Accent 1" w:uiPriority="51"/>
+    <w:lsdException w:name="Grid Table 7 Colorful Accent 1" w:uiPriority="52"/>
+    <w:lsdException w:name="Grid Table 1 Light Accent 2" w:uiPriority="46"/>
+    <w:lsdException w:name="Grid Table 2 Accent 2" w:uiPriority="47"/>
+    <w:lsdException w:name="Grid Table 3 Accent 2" w:uiPriority="48"/>
+    <w:lsdException w:name="Grid Table 4 Accent 2" w:uiPriority="49"/>
+    <w:lsdException w:name="Grid Table 5 Dark Accent 2" w:uiPriority="50"/>
+    <w:lsdException w:name="Grid Table 6 Colorful Accent 2" w:uiPriority="51"/>
+    <w:lsdException w:name="Grid Table 7 Colorful Accent 2" w:uiPriority="52"/>
+    <w:lsdException w:name="Grid Table 1 Light Accent 3" w:uiPriority="46"/>
+    <w:lsdException w:name="Grid Table 2 Accent 3" w:uiPriority="47"/>
+    <w:lsdException w:name="Grid Table 3 Accent 3" w:uiPriority="48"/>
+    <w:lsdException w:name="Grid Table 4 Accent 3" w:uiPriority="49"/>
+    <w:lsdException w:name="Grid Table 5 Dark Accent 3" w:uiPriority="50"/>
+    <w:lsdException w:name="Grid Table 6 Colorful Accent 3" w:uiPriority="51"/>
+    <w:lsdException w:name="Grid Table 7 Colorful Accent 3" w:uiPriority="52"/>
+    <w:lsdException w:name="Grid Table 1 Light Accent 4" w:uiPriority="46"/>
+    <w:lsdException w:name="Grid Table 2 Accent 4" w:uiPriority="47"/>
+    <w:lsdException w:name="Grid Table 3 Accent 4" w:uiPriority="48"/>
+    <w:lsdException w:name="Grid Table 4 Accent 4" w:uiPriority="49"/>
+    <w:lsdException w:name="Grid Table 5 Dark Accent 4" w:uiPriority="50"/>
+    <w:lsdException w:name="Grid Table 6 Colorful Accent 4" w:uiPriority="51"/>
+    <w:lsdException w:name="Grid Table 7 Colorful Accent 4" w:uiPriority="52"/>
+    <w:lsdException w:name="Grid Table 1 Light Accent 5" w:uiPriority="46"/>
+    <w:lsdException w:name="Grid Table 2 Accent 5" w:uiPriority="47"/>
+    <w:lsdException w:name="Grid Table 3 Accent 5" w:uiPriority="48"/>
+    <w:lsdException w:name="Grid Table 4 Accent 5" w:uiPriority="49"/>
+    <w:lsdException w:name="Grid Table 5 Dark Accent 5" w:uiPriority="50"/>
+    <w:lsdException w:name="Grid Table 6 Colorful Accent 5" w:uiPriority="51"/>
+    <w:lsdException w:name="Grid Table 7 Colorful Accent 5" w:uiPriority="52"/>
+    <w:lsdException w:name="Grid Table 1 Light Accent 6" w:uiPriority="46"/>
+    <w:lsdException w:name="Grid Table 2 Accent 6" w:uiPriority="47"/>
+    <w:lsdException w:name="Grid Table 3 Accent 6" w:uiPriority="48"/>
+    <w:lsdException w:name="Grid Table 4 Accent 6" w:uiPriority="49"/>
+    <w:lsdException w:name="Grid Table 5 Dark Accent 6" w:uiPriority="50"/>
+    <w:lsdException w:name="Grid Table 6 Colorful Accent 6" w:uiPriority="51"/>
+    <w:lsdException w:name="Grid Table 7 Colorful Accent 6" w:uiPriority="52"/>
+    <w:lsdException w:name="List Table 1 Light" w:uiPriority="46"/>
+    <w:lsdException w:name="List Table 2" w:uiPriority="47"/>
+    <w:lsdException w:name="List Table 3" w:uiPriority="48"/>
+    <w:lsdException w:name="List Table 4" w:uiPriority="49"/>
+    <w:lsdException w:name="List Table 5 Dark" w:uiPriority="50"/>
+    <w:lsdException w:name="List Table 6 Colorful" w:uiPriority="51"/>
+    <w:lsdException w:name="List Table 7 Colorful" w:uiPriority="52"/>
+    <w:lsdException w:name="List Table 1 Light Accent 1" w:uiPriority="46"/>
+    <w:lsdException w:name="List Table 2 Accent 1" w:uiPriority="47"/>
+    <w:lsdException w:name="List Table 3 Accent 1" w:uiPriority="48"/>
+    <w:lsdException w:name="List Table 4 Accent 1" w:uiPriority="49"/>
+    <w:lsdException w:name="List Table 5 Dark Accent 1" w:uiPriority="50"/>
+    <w:lsdException w:name="List Table 6 Colorful Accent 1" w:uiPriority="51"/>
+    <w:lsdException w:name="List Table 7 Colorful Accent 1" w:uiPriority="52"/>
+    <w:lsdException w:name="List Table 1 Light Accent 2" w:uiPriority="46"/>
+    <w:lsdException w:name="List Table 2 Accent 2" w:uiPriority="47"/>
+    <w:lsdException w:name="List Table 3 Accent 2" w:uiPriority="48"/>
+    <w:lsdException w:name="List Table 4 Accent 2" w:uiPriority="49"/>
+    <w:lsdException w:name="List Table 5 Dark Accent 2" w:uiPriority="50"/>
+    <w:lsdException w:name="List Table 6 Colorful Accent 2" w:uiPriority="51"/>
+    <w:lsdException w:name="List Table 7 Colorful Accent 2" w:uiPriority="52"/>
+    <w:lsdException w:name="List Table 1 Light Accent 3" w:uiPriority="46"/>
+    <w:lsdException w:name="List Table 2 Accent 3" w:uiPriority="47"/>
+    <w:lsdException w:name="List Table 3 Accent 3" w:uiPriority="48"/>
+    <w:lsdException w:name="List Table 4 Accent 3" w:uiPriority="49"/>
+    <w:lsdException w:name="List Table 5 Dark Accent 3" w:uiPriority="50"/>
+    <w:lsdException w:name="List Table 6 Colorful Accent 3" w:uiPriority="51"/>
+    <w:lsdException w:name="List Table 7 Colorful Accent 3" w:uiPriority="52"/>
+    <w:lsdException w:name="List Table 1 Light Accent 4" w:uiPriority="46"/>
+    <w:lsdException w:name="List Table 2 Accent 4" w:uiPriority="47"/>
+    <w:lsdException w:name="List Table 3 Accent 4" w:uiPriority="48"/>
+    <w:lsdException w:name="List Table 4 Accent 4" w:uiPriority="49"/>
+    <w:lsdException w:name="List Table 5 Dark Accent 4" w:uiPriority="50"/>
+    <w:lsdException w:name="List Table 6 Colorful Accent 4" w:uiPriority="51"/>
+    <w:lsdException w:name="List Table 7 Colorful Accent 4" w:uiPriority="52"/>
+    <w:lsdException w:name="List Table 1 Light Accent 5" w:uiPriority="46"/>
+    <w:lsdException w:name="List Table 2 Accent 5" w:uiPriority="47"/>
+    <w:lsdException w:name="List Table 3 Accent 5" w:uiPriority="48"/>
+    <w:lsdException w:name="List Table 4 Accent 5" w:uiPriority="49"/>
+    <w:lsdException w:name="List Table 5 Dark Accent 5" w:uiPriority="50"/>
+    <w:lsdException w:name="List Table 6 Colorful Accent 5" w:uiPriority="51"/>
+    <w:lsdException w:name="List Table 7 Colorful Accent 5" w:uiPriority="52"/>
+    <w:lsdException w:name="List Table 1 Light Accent 6" w:uiPriority="46"/>
+    <w:lsdException w:name="List Table 2 Accent 6" w:uiPriority="47"/>
+    <w:lsdException w:name="List Table 3 Accent 6" w:uiPriority="48"/>
+    <w:lsdException w:name="List Table 4 Accent 6" w:uiPriority="49"/>
+    <w:lsdException w:name="List Table 5 Dark Accent 6" w:uiPriority="50"/>
+    <w:lsdException w:name="List Table 6 Colorful Accent 6" w:uiPriority="51"/>
+    <w:lsdException w:name="List Table 7 Colorful Accent 6" w:uiPriority="52"/>
+    <w:lsdException w:name="Mention" w:semiHidden="1" w:unhideWhenUsed="1"/>
+    <w:lsdException w:name="Smart Hyperlink" w:semiHidden="1" w:unhideWhenUsed="1"/>
+    <w:lsdException w:name="Hashtag" w:semiHidden="1" w:unhideWhenUsed="1"/>
+    <w:lsdException w:name="Unresolved Mention" w:semiHidden="1" w:unhideWhenUsed="1"/>
+    <w:lsdException w:name="Smart Link" w:semiHidden="1" w:unhideWhenUsed="1"/>
+  </w:latentStyles>
+  <w:style w:type="paragraph" w:default="1" w:styleId="Normal">
+    <w:name w:val="Normal"/>
+    <w:qFormat/>
+  </w:style>
+  <w:style w:type="character" w:default="1" w:styleId="DefaultParagraphFont">
+    <w:name w:val="Default Paragraph Font"/>
+    <w:uiPriority w:val="1"/>
+    <w:semiHidden/>
+    <w:unhideWhenUsed/>
+  </w:style>
+  <w:style w:type="table" w:default="1" w:styleId="TableNormal">
+    <w:name w:val="Normal Table"/>
+    <w:uiPriority w:val="99"/>
+    <w:semiHidden/>
+    <w:unhideWhenUsed/>
+    <w:tblPr>
+      <w:tblInd w:w="0" w:type="dxa"/>
+      <w:tblCellMar>
+        <w:top w:w="0" w:type="dxa"/>
+        <w:left w:w="108" w:type="dxa"/>
+        <w:bottom w:w="0" w:type="dxa"/>
+        <w:right w:w="108" w:type="dxa"/>
+      </w:tblCellMar>
+    </w:tblPr>
+  </w:style>
+  <w:style w:type="numbering" w:default="1" w:styleId="NoList">
+    <w:name w:val="No List"/>
+    <w:uiPriority w:val="99"/>
+    <w:semiHidden/>
+    <w:unhideWhenUsed/>
+  </w:style>
+</w:styles>
+</file>
+
+<file path=word/theme/theme1.xml><?xml version="1.0" encoding="utf-8"?>
+<a:theme xmlns:a="http://schemas.openxmlformats.org/drawingml/2006/main" name="Office Theme">
+  <a:themeElements>
+    <a:clrScheme name="Office">
+      <a:dk1>
+        <a:sysClr val="windowText" lastClr="000000"/>
+      </a:dk1>
+      <a:lt1>
+        <a:sysClr val="window" lastClr="FFFFFF"/>
+      </a:lt1>
+      <a:dk2>
+        <a:srgbClr val="0E2841"/>
+      </a:dk2>
+      <a:lt2>
+        <a:srgbClr val="E8E8E8"/>
+      </a:lt2>
+      <a:accent1>
+        <a:srgbClr val="156082"/>
+      </a:accent1>
+      <a:accent2>
+        <a:srgbClr val="E97132"/>
+      </a:accent2>
+      <a:accent3>
+        <a:srgbClr val="196B24"/>
+      </a:accent3>
+      <a:accent4>
+        <a:srgbClr val="0F9ED5"/>
+      </a:accent4>
+      <a:accent5>
+        <a:srgbClr val="A02B93"/>
+      </a:accent5>
+      <a:accent6>
+        <a:srgbClr val="4EA72E"/>
+      </a:accent6>
+      <a:hlink>
+        <a:srgbClr val="467886"/>
+      </a:hlink>
+      <a:folHlink>
+        <a:srgbClr val="96607D"/>
+      </a:folHlink>
+    </a:clrScheme>
+    <a:fontScheme name="Office">
+      <a:majorFont>
+        <a:latin typeface="Aptos Display" panose="02110004020202020204"/>
+        <a:ea typeface=""/>
+        <a:cs typeface=""/>
+        <a:font script="Jpan" typeface="游ゴシック Light"/>
+        <a:font script="Hang" typeface="맑은 고딕"/>
+        <a:font script="Hans" typeface="等线 Light"/>
+        <a:font script="Hant" typeface="新細明體"/>
+        <a:font script="Arab" typeface="Times New Roman"/>
+        <a:font script="Hebr" typeface="Times New Roman"/>
+        <a:font script="Thai" typeface="Angsana New"/>
+        <a:font script="Ethi" typeface="Nyala"/>
+        <a:font script="Beng" typeface="Vrinda"/>
+        <a:font script="Gujr" typeface="Shruti"/>
+        <a:font script="Khmr" typeface="MoolBoran"/>
+        <a:font script="Knda" typeface="Tunga"/>
+        <a:font script="Guru" typeface="Raavi"/>
+        <a:font script="Cans" typeface="Euphemia"/>
+        <a:font script="Cher" typeface="Plantagenet Cherokee"/>
+        <a:font script="Yiii" typeface="Microsoft Yi Baiti"/>
+        <a:font script="Tibt" typeface="Microsoft Himalaya"/>
+        <a:font script="Thaa" typeface="MV Boli"/>
+        <a:font script="Deva" typeface="Mangal"/>
+        <a:font script="Telu" typeface="Gautami"/>
+        <a:font script="Taml" typeface="Latha"/>
+        <a:font script="Syrc" typeface="Estrangelo Edessa"/>
+        <a:font script="Orya" typeface="Kalinga"/>
+        <a:font script="Mlym" typeface="Kartika"/>
+        <a:font script="Laoo" typeface="DokChampa"/>
+        <a:font script="Sinh" typeface="Iskoola Pota"/>
+        <a:font script="Mong" typeface="Mongolian Baiti"/>
+        <a:font script="Viet" typeface="Times New Roman"/>
+        <a:font script="Uigh" typeface="Microsoft Uighur"/>
+        <a:font script="Geor" typeface="Sylfaen"/>
+        <a:font script="Armn" typeface="Arial"/>
+        <a:font script="Bugi" typeface="Leelawadee UI"/>
+        <a:font script="Bopo" typeface="Microsoft JhengHei"/>
+        <a:font script="Java" typeface="Javanese Text"/>
+        <a:font script="Lisu" typeface="Segoe UI"/>
+        <a:font script="Mymr" typeface="Myanmar Text"/>
+        <a:font script="Nkoo" typeface="Ebrima"/>
+        <a:font script="Olck" typeface="Nirmala UI"/>
+        <a:font script="Osma" typeface="Ebrima"/>
+        <a:font script="Phag" typeface="Phagspa"/>
+        <a:font script="Syrn" typeface="Estrangelo Edessa"/>
+        <a:font script="Syrj" typeface="Estrangelo Edessa"/>
+        <a:font script="Syre" typeface="Estrangelo Edessa"/>
+        <a:font script="Sora" typeface="Nirmala UI"/>
+        <a:font script="Tale" typeface="Microsoft Tai Le"/>
+        <a:font script="Talu" typeface="Microsoft New Tai Lue"/>
+        <a:font script="Tfng" typeface="Ebrima"/>
+      </a:majorFont>
+      <a:minorFont>
+        <a:latin typeface="Aptos" panose="02110004020202020204"/>
+        <a:ea typeface=""/>
+        <a:cs typeface=""/>
+        <a:font script="Jpan" typeface="游明朝"/>
+        <a:font script="Hang" typeface="맑은 고딕"/>
+        <a:font script="Hans" typeface="等线"/>
+        <a:font script="Hant" typeface="新細明體"/>
+        <a:font script="Arab" typeface="Arial"/>
+        <a:font script="Hebr" typeface="Arial"/>
+        <a:font script="Thai" typeface="Cordia New"/>
+        <a:font script="Ethi" typeface="Nyala"/>
+        <a:font script="Beng" typeface="Vrinda"/>
+        <a:font script="Gujr" typeface="Shruti"/>
+        <a:font script="Khmr" typeface="DaunPenh"/>
+        <a:font script="Knda" typeface="Tunga"/>
+        <a:font script="Guru" typeface="Raavi"/>
+        <a:font script="Cans" typeface="Euphemia"/>
+        <a:font script="Cher" typeface="Plantagenet Cherokee"/>
+        <a:font script="Yiii" typeface="Microsoft Yi Baiti"/>
+        <a:font script="Tibt" typeface="Microsoft Himalaya"/>
+        <a:font script="Thaa" typeface="MV Boli"/>
+        <a:font script="Deva" typeface="Mangal"/>
+        <a:font script="Telu" typeface="Gautami"/>
+        <a:font script="Taml" typeface="Latha"/>
+        <a:font script="Syrc" typeface="Estrangelo Edessa"/>
+        <a:font script="Orya" typeface="Kalinga"/>
+        <a:font script="Mlym" typeface="Kartika"/>
+        <a:font script="Laoo" typeface="DokChampa"/>
+        <a:font script="Sinh" typeface="Iskoola Pota"/>
+        <a:font script="Mong" typeface="Mongolian Baiti"/>
+        <a:font script="Viet" typeface="Arial"/>
+        <a:font script="Uigh" typeface="Microsoft Uighur"/>
+        <a:font script="Geor" typeface="Sylfaen"/>
+        <a:font script="Armn" typeface="Arial"/>
+        <a:font script="Bugi" typeface="Leelawadee UI"/>
+        <a:font script="Bopo" typeface="Microsoft JhengHei"/>
+        <a:font script="Java" typeface="Javanese Text"/>
+        <a:font script="Lisu" typeface="Segoe UI"/>
+        <a:font script="Mymr" typeface="Myanmar Text"/>
+        <a:font script="Nkoo" typeface="Ebrima"/>
+        <a:font script="Olck" typeface="Nirmala UI"/>
+        <a:font script="Osma" typeface="Ebrima"/>
+        <a:font script="Phag" typeface="Phagspa"/>
+        <a:font script="Syrn" typeface="Estrangelo Edessa"/>
+        <a:font script="Syrj" typeface="Estrangelo Edessa"/>
+        <a:font script="Syre" typeface="Estrangelo Edessa"/>
+        <a:font script="Sora" typeface="Nirmala UI"/>
+        <a:font script="Tale" typeface="Microsoft Tai Le"/>
+        <a:font script="Talu" typeface="Microsoft New Tai Lue"/>
+        <a:font script="Tfng" typeface="Ebrima"/>
+      </a:minorFont>
+    </a:fontScheme>
+    <a:fmtScheme name="Office">
+      <a:fillStyleLst>
+        <a:solidFill>
+          <a:schemeClr val="phClr"/>
+        </a:solidFill>
+        <a:gradFill rotWithShape="1">
+          <a:gsLst>
+            <a:gs pos="0">
+              <a:schemeClr val="phClr">
+                <a:lumMod val="110000"/>
+                <a:satMod val="105000"/>
+                <a:tint val="67000"/>
+              </a:schemeClr>
+            </a:gs>
+            <a:gs pos="50000">
+              <a:schemeClr val="phClr">
+                <a:lumMod val="105000"/>
+                <a:satMod val="103000"/>
+                <a:tint val="73000"/>
+              </a:schemeClr>
+            </a:gs>
+            <a:gs pos="100000">
+              <a:schemeClr val="phClr">
+                <a:lumMod val="105000"/>
+                <a:satMod val="109000"/>
+                <a:tint val="81000"/>
+              </a:schemeClr>
+            </a:gs>
+          </a:gsLst>
+          <a:lin ang="5400000" scaled="0"/>
+        </a:gradFill>
+        <a:gradFill rotWithShape="1">
+          <a:gsLst>
+            <a:gs pos="0">
+              <a:schemeClr val="phClr">
+                <a:satMod val="103000"/>
+                <a:lumMod val="102000"/>
+                <a:tint val="94000"/>
+              </a:schemeClr>
+            </a:gs>
+            <a:gs pos="50000">
+              <a:schemeClr val="phClr">
+                <a:satMod val="110000"/>
+                <a:lumMod val="100000"/>
+                <a:shade val="100000"/>
+              </a:schemeClr>
+            </a:gs>
+            <a:gs pos="100000">
+              <a:schemeClr val="phClr">
+                <a:lumMod val="99000"/>
+                <a:satMod val="120000"/>
+                <a:shade val="78000"/>
+              </a:schemeClr>
+            </a:gs>
+          </a:gsLst>
+          <a:lin ang="5400000" scaled="0"/>
+        </a:gradFill>
+      </a:fillStyleLst>
+      <a:lnStyleLst>
+        <a:ln w="12700" cap="flat" cmpd="sng" algn="ctr">
+          <a:solidFill>
+            <a:schemeClr val="phClr"/>
+          </a:solidFill>
+          <a:prstDash val="solid"/>
+          <a:miter lim="800000"/>
+        </a:ln>
+        <a:ln w="19050" cap="flat" cmpd="sng" algn="ctr">
+          <a:solidFill>
+            <a:schemeClr val="phClr"/>
+          </a:solidFill>
+          <a:prstDash val="solid"/>
+          <a:miter lim="800000"/>
+        </a:ln>
+        <a:ln w="25400" cap="flat" cmpd="sng" algn="ctr">
+          <a:solidFill>
+            <a:schemeClr val="phClr"/>
+          </a:solidFill>
+          <a:prstDash val="solid"/>
+          <a:miter lim="800000"/>
+        </a:ln>
+      </a:lnStyleLst>
+      <a:effectStyleLst>
+        <a:effectStyle>
+          <a:effectLst/>
+        </a:effectStyle>
+        <a:effectStyle>
+          <a:effectLst/>
+        </a:effectStyle>
+        <a:effectStyle>
+          <a:effectLst>
+            <a:outerShdw blurRad="57150" dist="19050" dir="5400000" algn="ctr" rotWithShape="0">
+              <a:srgbClr val="000000">
+                <a:alpha val="63000"/>
+              </a:srgbClr>
+            </a:outerShdw>
+          </a:effectLst>
+        </a:effectStyle>
+      </a:effectStyleLst>
+      <a:bgFillStyleLst>
+        <a:solidFill>
+          <a:schemeClr val="phClr"/>
+        </a:solidFill>
+        <a:solidFill>
+          <a:schemeClr val="phClr">
+            <a:tint val="95000"/>
+            <a:satMod val="170000"/>
+          </a:schemeClr>
+        </a:solidFill>
+        <a:gradFill rotWithShape="1">
+          <a:gsLst>
+            <a:gs pos="0">
+              <a:schemeClr val="phClr">
+                <a:tint val="93000"/>
+                <a:satMod val="150000"/>
+                <a:shade val="98000"/>
+                <a:lumMod val="102000"/>
+              </a:schemeClr>
+            </a:gs>
+            <a:gs pos="50000">
+              <a:schemeClr val="phClr">
+                <a:tint val="98000"/>
+                <a:satMod val="130000"/>
+                <a:shade val="90000"/>
+                <a:lumMod val="103000"/>
+              </a:schemeClr>
+            </a:gs>
+            <a:gs pos="100000">
+              <a:schemeClr val="phClr">
+                <a:shade val="63000"/>
+                <a:satMod val="120000"/>
+              </a:schemeClr>
+            </a:gs>
+          </a:gsLst>
+          <a:lin ang="5400000" scaled="0"/>
+        </a:gradFill>
+      </a:bgFillStyleLst>
+    </a:fmtScheme>
+  </a:themeElements>
+  <a:objectDefaults>
+    <a:lnDef>
+      <a:spPr/>
+      <a:bodyPr/>
+      <a:lstStyle/>
+      <a:style>
+        <a:lnRef idx="2">
+          <a:schemeClr val="accent1"/>
+        </a:lnRef>
+        <a:fillRef idx="0">
+          <a:schemeClr val="accent1"/>
+        </a:fillRef>
+        <a:effectRef idx="1">
+          <a:schemeClr val="accent1"/>
+        </a:effectRef>
+        <a:fontRef idx="minor">
+          <a:schemeClr val="tx1"/>
+        </a:fontRef>
+      </a:style>
+    </a:lnDef>
+  </a:objectDefaults>
+  <a:extraClrSchemeLst/>
+  <a:extLst>
+    <a:ext uri="{05A4C25C-085E-4340-85A3-A5531E510DB2}">
+      <thm15:themeFamily xmlns:thm15="http://schemas.microsoft.com/office/thememl/2012/main" name="Office Theme" id="{2E142A2C-CD16-42D6-873A-C26D2A0506FA}" vid="{1BDDFF52-6CD6-40A5-AB3C-68EB2F1E4D0A}"/>
+    </a:ext>
+  </a:extLst>
+</a:theme>
 </file>
--- a/templates/dxvt-template.docx
+++ b/templates/dxvt-template.docx
@@ -19,12 +19,6 @@
         <w:gridCol w:w="2237"/>
       </w:tblGrid>
       <w:tr>
-        <w:tblPrEx>
-          <w:tblCellMar>
-            <w:top w:w="0" w:type="dxa"/>
-            <w:bottom w:w="0" w:type="dxa"/>
-          </w:tblCellMar>
-        </w:tblPrEx>
         <w:tc>
           <w:tcPr>
             <w:tcW w:w="4400" w:type="dxa"/>
@@ -238,23 +232,21 @@
         </w:rPr>
         <w:t xml:space="preserve"> {{Lydo}}. </w:t>
       </w:r>
-      <w:proofErr w:type="gramStart"/>
       <w:r>
         <w:rPr>
           <w:rFonts w:ascii="Times New Roman" w:hAnsi="Times New Roman" w:cs="Times New Roman"/>
           <w:sz w:val="26"/>
           <w:szCs w:val="26"/>
         </w:rPr>
-        <w:t>{</w:t>
+        <w:t xml:space="preserve">BBKT số: </w:t>
       </w:r>
-      <w:proofErr w:type="gramEnd"/>
       <w:r>
         <w:rPr>
           <w:rFonts w:ascii="Times New Roman" w:hAnsi="Times New Roman" w:cs="Times New Roman"/>
           <w:sz w:val="26"/>
           <w:szCs w:val="26"/>
         </w:rPr>
-        <w:t>{soBBKT}}.</w:t>
+        <w:t>{{soBBKT}}.</w:t>
       </w:r>
     </w:p>
     <w:p>
@@ -301,12 +293,6 @@
         <w:gridCol w:w="800"/>
       </w:tblGrid>
       <w:tr>
-        <w:tblPrEx>
-          <w:tblCellMar>
-            <w:top w:w="0" w:type="dxa"/>
-            <w:bottom w:w="0" w:type="dxa"/>
-          </w:tblCellMar>
-        </w:tblPrEx>
         <w:tc>
           <w:tcPr>
             <w:tcW w:w="560" w:type="dxa"/>
@@ -401,12 +387,6 @@
         </w:tc>
       </w:tr>
       <w:tr>
-        <w:tblPrEx>
-          <w:tblCellMar>
-            <w:top w:w="0" w:type="dxa"/>
-            <w:bottom w:w="0" w:type="dxa"/>
-          </w:tblCellMar>
-        </w:tblPrEx>
         <w:tc>
           <w:tcPr>
             <w:tcW w:w="560" w:type="dxa"/>
@@ -597,12 +577,6 @@
         </w:tc>
       </w:tr>
       <w:tr>
-        <w:tblPrEx>
-          <w:tblCellMar>
-            <w:top w:w="0" w:type="dxa"/>
-            <w:bottom w:w="0" w:type="dxa"/>
-          </w:tblCellMar>
-        </w:tblPrEx>
         <w:tc>
           <w:tcPr>
             <w:tcW w:w="560" w:type="dxa"/>
@@ -619,25 +593,7 @@
                 <w:sz w:val="22"/>
                 <w:szCs w:val="22"/>
               </w:rPr>
-              <w:t>{{#items</w:t>
-            </w:r>
-            <w:proofErr w:type="gramStart"/>
-            <w:r>
-              <w:rPr>
-                <w:rFonts w:ascii="Times New Roman" w:hAnsi="Times New Roman" w:cs="Times New Roman"/>
-                <w:sz w:val="22"/>
-                <w:szCs w:val="22"/>
-              </w:rPr>
-              <w:t>}}{</w:t>
-            </w:r>
-            <w:proofErr w:type="gramEnd"/>
-            <w:r>
-              <w:rPr>
-                <w:rFonts w:ascii="Times New Roman" w:hAnsi="Times New Roman" w:cs="Times New Roman"/>
-                <w:sz w:val="22"/>
-                <w:szCs w:val="22"/>
-              </w:rPr>
-              <w:t>{stt}}</w:t>
+              <w:t>{{#items}}{{stt}}</w:t>
             </w:r>
           </w:p>
         </w:tc>
@@ -809,12 +765,6 @@
         <w:gridCol w:w="3247"/>
       </w:tblGrid>
       <w:tr>
-        <w:tblPrEx>
-          <w:tblCellMar>
-            <w:top w:w="0" w:type="dxa"/>
-            <w:bottom w:w="0" w:type="dxa"/>
-          </w:tblCellMar>
-        </w:tblPrEx>
         <w:tc>
           <w:tcPr>
             <w:tcW w:w="3245" w:type="dxa"/>
@@ -910,12 +860,6 @@
         </w:tc>
       </w:tr>
       <w:tr>
-        <w:tblPrEx>
-          <w:tblCellMar>
-            <w:top w:w="0" w:type="dxa"/>
-            <w:bottom w:w="0" w:type="dxa"/>
-          </w:tblCellMar>
-        </w:tblPrEx>
         <w:tc>
           <w:tcPr>
             <w:tcW w:w="3245" w:type="dxa"/>
@@ -1043,12 +987,6 @@
         </w:tc>
       </w:tr>
       <w:tr>
-        <w:tblPrEx>
-          <w:tblCellMar>
-            <w:top w:w="0" w:type="dxa"/>
-            <w:bottom w:w="0" w:type="dxa"/>
-          </w:tblCellMar>
-        </w:tblPrEx>
         <w:tc>
           <w:tcPr>
             <w:tcW w:w="3245" w:type="dxa"/>

--- a/templates/dxvt-template.docx
+++ b/templates/dxvt-template.docx
@@ -238,7 +238,16 @@
           <w:sz w:val="26"/>
           <w:szCs w:val="26"/>
         </w:rPr>
-        <w:t xml:space="preserve">BBKT số: </w:t>
+        <w:t xml:space="preserve">BBKT </w:t>
+      </w:r>
+      <w:proofErr w:type="gramStart"/>
+      <w:r>
+        <w:rPr>
+          <w:rFonts w:ascii="Times New Roman" w:hAnsi="Times New Roman" w:cs="Times New Roman"/>
+          <w:sz w:val="26"/>
+          <w:szCs w:val="26"/>
+        </w:rPr>
+        <w:t xml:space="preserve">số: </w:t>
       </w:r>
       <w:r>
         <w:rPr>
@@ -248,6 +257,7 @@
         </w:rPr>
         <w:t>{{soBBKT}}.</w:t>
       </w:r>
+      <w:proofErr w:type="gramEnd"/>
     </w:p>
     <w:p>
       <w:pPr>
@@ -593,7 +603,25 @@
                 <w:sz w:val="22"/>
                 <w:szCs w:val="22"/>
               </w:rPr>
-              <w:t>{{#items}}{{stt}}</w:t>
+              <w:t>{{#items</w:t>
+            </w:r>
+            <w:proofErr w:type="gramStart"/>
+            <w:r>
+              <w:rPr>
+                <w:rFonts w:ascii="Times New Roman" w:hAnsi="Times New Roman" w:cs="Times New Roman"/>
+                <w:sz w:val="22"/>
+                <w:szCs w:val="22"/>
+              </w:rPr>
+              <w:t>}}{</w:t>
+            </w:r>
+            <w:proofErr w:type="gramEnd"/>
+            <w:r>
+              <w:rPr>
+                <w:rFonts w:ascii="Times New Roman" w:hAnsi="Times New Roman" w:cs="Times New Roman"/>
+                <w:sz w:val="22"/>
+                <w:szCs w:val="22"/>
+              </w:rPr>
+              <w:t>{stt}}</w:t>
             </w:r>
           </w:p>
         </w:tc>
@@ -738,6 +766,11 @@
     <w:p>
       <w:pPr>
         <w:spacing w:before="120" w:after="120" w:line="264" w:lineRule="auto"/>
+        <w:rPr>
+          <w:rFonts w:ascii="Times New Roman" w:hAnsi="Times New Roman" w:cs="Times New Roman"/>
+          <w:sz w:val="26"/>
+          <w:szCs w:val="26"/>
+        </w:rPr>
       </w:pPr>
       <w:r>
         <w:rPr>
@@ -748,318 +781,470 @@
         <w:t>Trân trọng./.</w:t>
       </w:r>
     </w:p>
+    <w:p>
+      <w:pPr>
+        <w:spacing w:before="120" w:after="120" w:line="264" w:lineRule="auto"/>
+        <w:rPr>
+          <w:rFonts w:ascii="Times New Roman" w:hAnsi="Times New Roman" w:cs="Times New Roman"/>
+          <w:sz w:val="26"/>
+          <w:szCs w:val="26"/>
+        </w:rPr>
+      </w:pPr>
+    </w:p>
     <w:tbl>
       <w:tblPr>
-        <w:tblW w:w="9737" w:type="dxa"/>
-        <w:tblInd w:w="10" w:type="dxa"/>
+        <w:tblW w:w="10206" w:type="dxa"/>
         <w:tblLayout w:type="fixed"/>
         <w:tblCellMar>
-          <w:left w:w="10" w:type="dxa"/>
-          <w:right w:w="10" w:type="dxa"/>
+          <w:left w:w="0" w:type="dxa"/>
+          <w:right w:w="0" w:type="dxa"/>
         </w:tblCellMar>
-        <w:tblLook w:val="04A0" w:firstRow="1" w:lastRow="0" w:firstColumn="1" w:lastColumn="0" w:noHBand="0" w:noVBand="1"/>
+        <w:tblLook w:val="01E0" w:firstRow="1" w:lastRow="1" w:firstColumn="1" w:lastColumn="1" w:noHBand="0" w:noVBand="0"/>
       </w:tblPr>
       <w:tblGrid>
-        <w:gridCol w:w="3245"/>
-        <w:gridCol w:w="3245"/>
-        <w:gridCol w:w="3247"/>
+        <w:gridCol w:w="3828"/>
+        <w:gridCol w:w="3260"/>
+        <w:gridCol w:w="3118"/>
       </w:tblGrid>
       <w:tr>
-        <w:tc>
-          <w:tcPr>
-            <w:tcW w:w="3245" w:type="dxa"/>
-            <w:tcBorders>
-              <w:top w:val="nil"/>
-              <w:left w:val="nil"/>
-              <w:bottom w:val="nil"/>
-              <w:right w:val="nil"/>
-            </w:tcBorders>
-          </w:tcPr>
-          <w:p>
-            <w:pPr>
-              <w:spacing w:after="0" w:line="264" w:lineRule="auto"/>
-              <w:jc w:val="center"/>
-            </w:pPr>
-            <w:r>
-              <w:rPr>
-                <w:rFonts w:ascii="Times New Roman" w:hAnsi="Times New Roman" w:cs="Times New Roman"/>
-                <w:b/>
+        <w:trPr>
+          <w:trHeight w:val="3859"/>
+        </w:trPr>
+        <w:tc>
+          <w:tcPr>
+            <w:tcW w:w="3828" w:type="dxa"/>
+          </w:tcPr>
+          <w:p>
+            <w:pPr>
+              <w:pStyle w:val="TableParagraph"/>
+              <w:ind w:left="405" w:right="152" w:hanging="356"/>
+              <w:rPr>
+                <w:b/>
+                <w:sz w:val="26"/>
+              </w:rPr>
+            </w:pPr>
+            <w:r>
+              <w:rPr>
+                <w:noProof/>
+              </w:rPr>
+              <w:pict w14:anchorId="457E8BE9">
+                <v:group id="Group 11" o:spid="_x0000_s1035" style="position:absolute;left:0;text-align:left;margin-left:7.75pt;margin-top:51.1pt;width:354pt;height:98pt;z-index:-251657216;mso-wrap-distance-left:0;mso-wrap-distance-right:0" coordsize="44958,12446" o:gfxdata="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">
+                  <v:shapetype id="_x0000_t75" coordsize="21600,21600" o:spt="75" o:preferrelative="t" path="m@4@5l@4@11@9@11@9@5xe" filled="f" stroked="f">
+                    <v:stroke joinstyle="miter"/>
+                    <v:formulas>
+                      <v:f eqn="if lineDrawn pixelLineWidth 0"/>
+                      <v:f eqn="sum @0 1 0"/>
+                      <v:f eqn="sum 0 0 @1"/>
+                      <v:f eqn="prod @2 1 2"/>
+                      <v:f eqn="prod @3 21600 pixelWidth"/>
+                      <v:f eqn="prod @3 21600 pixelHeight"/>
+                      <v:f eqn="sum @0 0 1"/>
+                      <v:f eqn="prod @6 1 2"/>
+                      <v:f eqn="prod @7 21600 pixelWidth"/>
+                      <v:f eqn="sum @8 21600 0"/>
+                      <v:f eqn="prod @7 21600 pixelHeight"/>
+                      <v:f eqn="sum @10 21600 0"/>
+                    </v:formulas>
+                    <v:path o:extrusionok="f" gradientshapeok="t" o:connecttype="rect"/>
+                    <o:lock v:ext="edit" aspectratio="t"/>
+                  </v:shapetype>
+                  <v:shape id="Image 12" o:spid="_x0000_s1036" type="#_x0000_t75" style="position:absolute;left:20066;width:24892;height:12446;visibility:visible;mso-wrap-style:square" o:gfxdata="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">
+                    <v:imagedata r:id="rId4" o:title=""/>
+                  </v:shape>
+                  <v:shape id="Image 13" o:spid="_x0000_s1037" type="#_x0000_t75" style="position:absolute;width:24892;height:12446;visibility:visible;mso-wrap-style:square" o:gfxdata="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">
+                    <v:imagedata r:id="rId5" o:title=""/>
+                  </v:shape>
+                </v:group>
+              </w:pict>
+            </w:r>
+            <w:r>
+              <w:rPr>
+                <w:b/>
+                <w:sz w:val="26"/>
+              </w:rPr>
+              <w:t>KT.</w:t>
+            </w:r>
+            <w:r>
+              <w:rPr>
+                <w:b/>
+                <w:spacing w:val="-14"/>
+                <w:sz w:val="26"/>
+              </w:rPr>
+              <w:t xml:space="preserve"> </w:t>
+            </w:r>
+            <w:r>
+              <w:rPr>
+                <w:b/>
+                <w:sz w:val="26"/>
+              </w:rPr>
+              <w:t>TRƯỞNG</w:t>
+            </w:r>
+            <w:r>
+              <w:rPr>
+                <w:b/>
+                <w:spacing w:val="-14"/>
+                <w:sz w:val="26"/>
+              </w:rPr>
+              <w:t xml:space="preserve"> </w:t>
+            </w:r>
+            <w:r>
+              <w:rPr>
+                <w:b/>
+                <w:sz w:val="26"/>
+              </w:rPr>
+              <w:t>PHÒNG</w:t>
+            </w:r>
+            <w:r>
+              <w:rPr>
+                <w:b/>
+                <w:spacing w:val="-14"/>
+                <w:sz w:val="26"/>
+              </w:rPr>
+              <w:t xml:space="preserve"> </w:t>
+            </w:r>
+            <w:r>
+              <w:rPr>
+                <w:b/>
+                <w:sz w:val="26"/>
+              </w:rPr>
+              <w:t>KHVT PHÓ TRƯỞNG PHÒNG</w:t>
+            </w:r>
+          </w:p>
+        </w:tc>
+        <w:tc>
+          <w:tcPr>
+            <w:tcW w:w="3260" w:type="dxa"/>
+          </w:tcPr>
+          <w:p>
+            <w:pPr>
+              <w:pStyle w:val="TableParagraph"/>
+              <w:spacing w:line="287" w:lineRule="exact"/>
+              <w:ind w:left="1" w:right="109"/>
+              <w:jc w:val="center"/>
+              <w:rPr>
+                <w:b/>
+                <w:sz w:val="26"/>
+              </w:rPr>
+            </w:pPr>
+            <w:r>
+              <w:rPr>
+                <w:b/>
+                <w:sz w:val="26"/>
+              </w:rPr>
+              <w:t>QUẢN</w:t>
+            </w:r>
+            <w:r>
+              <w:rPr>
+                <w:b/>
+                <w:spacing w:val="-8"/>
+                <w:sz w:val="26"/>
+              </w:rPr>
+              <w:t xml:space="preserve"> </w:t>
+            </w:r>
+            <w:r>
+              <w:rPr>
+                <w:b/>
+                <w:sz w:val="26"/>
+              </w:rPr>
+              <w:t>ĐỐC</w:t>
+            </w:r>
+            <w:r>
+              <w:rPr>
+                <w:b/>
+                <w:spacing w:val="-8"/>
+                <w:sz w:val="26"/>
+              </w:rPr>
+              <w:t xml:space="preserve"> </w:t>
+            </w:r>
+            <w:r>
+              <w:rPr>
+                <w:b/>
+                <w:sz w:val="26"/>
+              </w:rPr>
+              <w:t>PXVH</w:t>
+            </w:r>
+            <w:r>
+              <w:rPr>
+                <w:b/>
+                <w:spacing w:val="-7"/>
+                <w:sz w:val="26"/>
+              </w:rPr>
+              <w:t xml:space="preserve"> </w:t>
+            </w:r>
+            <w:r>
+              <w:rPr>
+                <w:b/>
+                <w:spacing w:val="-10"/>
+                <w:sz w:val="26"/>
+              </w:rPr>
+              <w:t>1</w:t>
+            </w:r>
+          </w:p>
+        </w:tc>
+        <w:tc>
+          <w:tcPr>
+            <w:tcW w:w="3118" w:type="dxa"/>
+          </w:tcPr>
+          <w:p>
+            <w:pPr>
+              <w:pStyle w:val="TableParagraph"/>
+              <w:spacing w:line="287" w:lineRule="exact"/>
+              <w:ind w:right="80"/>
+              <w:jc w:val="center"/>
+              <w:rPr>
+                <w:b/>
+                <w:sz w:val="26"/>
+                <w:lang w:val="en-US"/>
+              </w:rPr>
+            </w:pPr>
+            <w:r>
+              <w:rPr>
+                <w:b/>
+                <w:sz w:val="26"/>
+              </w:rPr>
+              <w:t>NGƯỜI</w:t>
+            </w:r>
+            <w:r>
+              <w:rPr>
+                <w:b/>
+                <w:spacing w:val="-8"/>
+                <w:sz w:val="26"/>
+              </w:rPr>
+              <w:t xml:space="preserve"> </w:t>
+            </w:r>
+            <w:r>
+              <w:rPr>
+                <w:b/>
+                <w:sz w:val="26"/>
+              </w:rPr>
+              <w:t>ĐỀ</w:t>
+            </w:r>
+            <w:r>
+              <w:rPr>
+                <w:b/>
+                <w:spacing w:val="-9"/>
+                <w:sz w:val="26"/>
+              </w:rPr>
+              <w:t xml:space="preserve"> </w:t>
+            </w:r>
+            <w:r>
+              <w:rPr>
+                <w:b/>
+                <w:spacing w:val="-4"/>
+                <w:sz w:val="26"/>
+              </w:rPr>
+              <w:t>NGHỊ</w:t>
+            </w:r>
+          </w:p>
+          <w:p>
+            <w:pPr>
+              <w:rPr>
+                <w:lang w:val="vi"/>
+              </w:rPr>
+            </w:pPr>
+          </w:p>
+          <w:p>
+            <w:pPr>
+              <w:rPr>
+                <w:rFonts w:ascii="Times New Roman" w:eastAsia="Times New Roman" w:hAnsi="Times New Roman" w:cs="Times New Roman"/>
+                <w:b/>
+                <w:kern w:val="0"/>
+                <w:sz w:val="26"/>
+                <w:szCs w:val="22"/>
+              </w:rPr>
+            </w:pPr>
+          </w:p>
+          <w:p>
+            <w:pPr>
+              <w:spacing w:after="0" w:line="264" w:lineRule="auto"/>
+              <w:jc w:val="center"/>
+            </w:pPr>
+            <w:r>
+              <w:rPr>
+                <w:rFonts w:ascii="Times New Roman" w:hAnsi="Times New Roman" w:cs="Times New Roman"/>
                 <w:sz w:val="26"/>
                 <w:szCs w:val="26"/>
               </w:rPr>
-              <w:t>KT. TRƯỞNG PHÒNG KHVT</w:t>
-            </w:r>
-          </w:p>
-          <w:p>
-            <w:pPr>
-              <w:spacing w:after="0" w:line="264" w:lineRule="auto"/>
-              <w:jc w:val="center"/>
-            </w:pPr>
-            <w:r>
-              <w:rPr>
-                <w:rFonts w:ascii="Times New Roman" w:hAnsi="Times New Roman" w:cs="Times New Roman"/>
-                <w:b/>
+              <w:t>{{#coChuKyThongKe}}</w:t>
+            </w:r>
+          </w:p>
+          <w:p>
+            <w:pPr>
+              <w:spacing w:before="60" w:after="60" w:line="264" w:lineRule="auto"/>
+              <w:jc w:val="center"/>
+            </w:pPr>
+            <w:r>
+              <w:rPr>
+                <w:rFonts w:ascii="Times New Roman" w:hAnsi="Times New Roman" w:cs="Times New Roman"/>
                 <w:sz w:val="26"/>
                 <w:szCs w:val="26"/>
               </w:rPr>
-              <w:t>PHÓ TRƯỞNG PHÒNG</w:t>
-            </w:r>
-          </w:p>
-        </w:tc>
-        <w:tc>
-          <w:tcPr>
-            <w:tcW w:w="3245" w:type="dxa"/>
-            <w:tcBorders>
-              <w:top w:val="nil"/>
-              <w:left w:val="nil"/>
-              <w:bottom w:val="nil"/>
-              <w:right w:val="nil"/>
-            </w:tcBorders>
-          </w:tcPr>
-          <w:p>
-            <w:pPr>
-              <w:spacing w:after="0" w:line="264" w:lineRule="auto"/>
-              <w:jc w:val="center"/>
-            </w:pPr>
-            <w:r>
-              <w:rPr>
-                <w:rFonts w:ascii="Times New Roman" w:hAnsi="Times New Roman" w:cs="Times New Roman"/>
-                <w:b/>
+              <w:t>{{%chuKyThongKe}}</w:t>
+            </w:r>
+          </w:p>
+          <w:p>
+            <w:pPr>
+              <w:jc w:val="center"/>
+              <w:rPr>
+                <w:lang w:val="vi"/>
+              </w:rPr>
+            </w:pPr>
+            <w:r>
+              <w:rPr>
+                <w:rFonts w:ascii="Times New Roman" w:hAnsi="Times New Roman" w:cs="Times New Roman"/>
                 <w:sz w:val="26"/>
                 <w:szCs w:val="26"/>
               </w:rPr>
-              <w:t>QUẢN ĐỐC PXVH 1</w:t>
-            </w:r>
-          </w:p>
-        </w:tc>
-        <w:tc>
-          <w:tcPr>
-            <w:tcW w:w="3247" w:type="dxa"/>
-            <w:tcBorders>
-              <w:top w:val="nil"/>
-              <w:left w:val="nil"/>
-              <w:bottom w:val="nil"/>
-              <w:right w:val="nil"/>
-            </w:tcBorders>
-          </w:tcPr>
-          <w:p>
-            <w:pPr>
-              <w:spacing w:after="0" w:line="264" w:lineRule="auto"/>
-              <w:jc w:val="center"/>
-            </w:pPr>
-            <w:r>
-              <w:rPr>
-                <w:rFonts w:ascii="Times New Roman" w:hAnsi="Times New Roman" w:cs="Times New Roman"/>
-                <w:b/>
-                <w:sz w:val="26"/>
-                <w:szCs w:val="26"/>
-              </w:rPr>
-              <w:t>NGƯỜI ĐỀ NGHỊ</w:t>
+              <w:t>{{/coChuKyThongKe}}</w:t>
             </w:r>
           </w:p>
         </w:tc>
       </w:tr>
       <w:tr>
-        <w:tc>
-          <w:tcPr>
-            <w:tcW w:w="3245" w:type="dxa"/>
-            <w:tcBorders>
-              <w:top w:val="nil"/>
-              <w:left w:val="nil"/>
-              <w:bottom w:val="nil"/>
-              <w:right w:val="nil"/>
-            </w:tcBorders>
-            <w:vAlign w:val="center"/>
-          </w:tcPr>
-          <w:p>
-            <w:pPr>
-              <w:spacing w:after="0" w:line="264" w:lineRule="auto"/>
-            </w:pPr>
-          </w:p>
-        </w:tc>
-        <w:tc>
-          <w:tcPr>
-            <w:tcW w:w="3245" w:type="dxa"/>
-            <w:tcBorders>
-              <w:top w:val="nil"/>
-              <w:left w:val="nil"/>
-              <w:bottom w:val="nil"/>
-              <w:right w:val="nil"/>
-            </w:tcBorders>
-            <w:vAlign w:val="center"/>
-          </w:tcPr>
-          <w:p>
-            <w:pPr>
-              <w:spacing w:after="0" w:line="264" w:lineRule="auto"/>
-              <w:jc w:val="center"/>
-            </w:pPr>
-            <w:r>
-              <w:rPr>
-                <w:rFonts w:ascii="Times New Roman" w:hAnsi="Times New Roman" w:cs="Times New Roman"/>
-                <w:sz w:val="26"/>
-                <w:szCs w:val="26"/>
-              </w:rPr>
-              <w:t>{{#coChuKyQuanDoc}}</w:t>
-            </w:r>
-          </w:p>
-          <w:p>
-            <w:pPr>
-              <w:spacing w:before="60" w:after="60" w:line="264" w:lineRule="auto"/>
-              <w:jc w:val="center"/>
-            </w:pPr>
-            <w:r>
-              <w:rPr>
-                <w:rFonts w:ascii="Times New Roman" w:hAnsi="Times New Roman" w:cs="Times New Roman"/>
-                <w:sz w:val="26"/>
-                <w:szCs w:val="26"/>
-              </w:rPr>
-              <w:t>{{%chuKyQuanDoc}}</w:t>
-            </w:r>
-          </w:p>
-          <w:p>
-            <w:pPr>
-              <w:spacing w:after="0" w:line="264" w:lineRule="auto"/>
-              <w:jc w:val="center"/>
-            </w:pPr>
-            <w:r>
-              <w:rPr>
-                <w:rFonts w:ascii="Times New Roman" w:hAnsi="Times New Roman" w:cs="Times New Roman"/>
-                <w:sz w:val="26"/>
-                <w:szCs w:val="26"/>
-              </w:rPr>
-              <w:t>{{/coChuKyQuanDoc}}</w:t>
-            </w:r>
-          </w:p>
-        </w:tc>
-        <w:tc>
-          <w:tcPr>
-            <w:tcW w:w="3247" w:type="dxa"/>
-            <w:tcBorders>
-              <w:top w:val="nil"/>
-              <w:left w:val="nil"/>
-              <w:bottom w:val="nil"/>
-              <w:right w:val="nil"/>
-            </w:tcBorders>
-            <w:vAlign w:val="center"/>
-          </w:tcPr>
-          <w:p>
-            <w:pPr>
-              <w:spacing w:after="0" w:line="264" w:lineRule="auto"/>
-              <w:jc w:val="center"/>
-            </w:pPr>
-            <w:r>
-              <w:rPr>
-                <w:rFonts w:ascii="Times New Roman" w:hAnsi="Times New Roman" w:cs="Times New Roman"/>
-                <w:sz w:val="26"/>
-                <w:szCs w:val="26"/>
-              </w:rPr>
-              <w:t>{{#coChuKyThongKe}}</w:t>
-            </w:r>
-          </w:p>
-          <w:p>
-            <w:pPr>
-              <w:spacing w:before="60" w:after="60" w:line="264" w:lineRule="auto"/>
-              <w:jc w:val="center"/>
-            </w:pPr>
-            <w:r>
-              <w:rPr>
-                <w:rFonts w:ascii="Times New Roman" w:hAnsi="Times New Roman" w:cs="Times New Roman"/>
-                <w:sz w:val="26"/>
-                <w:szCs w:val="26"/>
-              </w:rPr>
-              <w:t>{{%chuKyThongKe}}</w:t>
-            </w:r>
-          </w:p>
-          <w:p>
-            <w:pPr>
-              <w:spacing w:after="0" w:line="264" w:lineRule="auto"/>
-              <w:jc w:val="center"/>
-            </w:pPr>
-            <w:r>
-              <w:rPr>
-                <w:rFonts w:ascii="Times New Roman" w:hAnsi="Times New Roman" w:cs="Times New Roman"/>
-                <w:sz w:val="26"/>
-                <w:szCs w:val="26"/>
-              </w:rPr>
-              <w:t>{{/coChuKyThongKe}}</w:t>
-            </w:r>
-          </w:p>
-        </w:tc>
-      </w:tr>
-      <w:tr>
-        <w:tc>
-          <w:tcPr>
-            <w:tcW w:w="3245" w:type="dxa"/>
-            <w:tcBorders>
-              <w:top w:val="nil"/>
-              <w:left w:val="nil"/>
-              <w:bottom w:val="nil"/>
-              <w:right w:val="nil"/>
-            </w:tcBorders>
-            <w:vAlign w:val="center"/>
-          </w:tcPr>
-          <w:p>
-            <w:pPr>
-              <w:spacing w:before="240" w:after="0" w:line="264" w:lineRule="auto"/>
-              <w:jc w:val="center"/>
-            </w:pPr>
-            <w:r>
-              <w:rPr>
-                <w:rFonts w:ascii="Times New Roman" w:hAnsi="Times New Roman" w:cs="Times New Roman"/>
-                <w:b/>
-                <w:sz w:val="26"/>
-                <w:szCs w:val="26"/>
-              </w:rPr>
-              <w:t>Nguyễn Quang Nhã</w:t>
-            </w:r>
-          </w:p>
-        </w:tc>
-        <w:tc>
-          <w:tcPr>
-            <w:tcW w:w="3245" w:type="dxa"/>
-            <w:tcBorders>
-              <w:top w:val="nil"/>
-              <w:left w:val="nil"/>
-              <w:bottom w:val="nil"/>
-              <w:right w:val="nil"/>
-            </w:tcBorders>
-            <w:vAlign w:val="center"/>
-          </w:tcPr>
-          <w:p>
-            <w:pPr>
-              <w:spacing w:before="240" w:after="0" w:line="264" w:lineRule="auto"/>
-              <w:jc w:val="center"/>
-            </w:pPr>
-            <w:r>
-              <w:rPr>
-                <w:rFonts w:ascii="Times New Roman" w:hAnsi="Times New Roman" w:cs="Times New Roman"/>
-                <w:b/>
-                <w:sz w:val="26"/>
-                <w:szCs w:val="26"/>
-              </w:rPr>
-              <w:t>{{quanDocName}}</w:t>
-            </w:r>
-          </w:p>
-        </w:tc>
-        <w:tc>
-          <w:tcPr>
-            <w:tcW w:w="3247" w:type="dxa"/>
-            <w:tcBorders>
-              <w:top w:val="nil"/>
-              <w:left w:val="nil"/>
-              <w:bottom w:val="nil"/>
-              <w:right w:val="nil"/>
-            </w:tcBorders>
-            <w:vAlign w:val="center"/>
-          </w:tcPr>
-          <w:p>
-            <w:pPr>
-              <w:spacing w:before="240" w:after="0" w:line="264" w:lineRule="auto"/>
-              <w:jc w:val="center"/>
-            </w:pPr>
-            <w:r>
-              <w:rPr>
-                <w:rFonts w:ascii="Times New Roman" w:hAnsi="Times New Roman" w:cs="Times New Roman"/>
+        <w:trPr>
+          <w:trHeight w:val="567"/>
+        </w:trPr>
+        <w:tc>
+          <w:tcPr>
+            <w:tcW w:w="3828" w:type="dxa"/>
+          </w:tcPr>
+          <w:p>
+            <w:pPr>
+              <w:pStyle w:val="TableParagraph"/>
+              <w:spacing w:line="279" w:lineRule="exact"/>
+              <w:ind w:left="709"/>
+              <w:rPr>
+                <w:b/>
+                <w:sz w:val="26"/>
+              </w:rPr>
+            </w:pPr>
+            <w:r>
+              <w:rPr>
+                <w:b/>
+                <w:sz w:val="26"/>
+              </w:rPr>
+              <w:t>Nguyễn</w:t>
+            </w:r>
+            <w:r>
+              <w:rPr>
+                <w:b/>
+                <w:spacing w:val="-8"/>
+                <w:sz w:val="26"/>
+              </w:rPr>
+              <w:t xml:space="preserve"> </w:t>
+            </w:r>
+            <w:r>
+              <w:rPr>
+                <w:b/>
+                <w:sz w:val="26"/>
+              </w:rPr>
+              <w:t>Quang</w:t>
+            </w:r>
+            <w:r>
+              <w:rPr>
+                <w:b/>
+                <w:spacing w:val="-7"/>
+                <w:sz w:val="26"/>
+              </w:rPr>
+              <w:t xml:space="preserve"> </w:t>
+            </w:r>
+            <w:r>
+              <w:rPr>
+                <w:b/>
+                <w:spacing w:val="-5"/>
+                <w:sz w:val="26"/>
+              </w:rPr>
+              <w:t>Nhã</w:t>
+            </w:r>
+          </w:p>
+        </w:tc>
+        <w:tc>
+          <w:tcPr>
+            <w:tcW w:w="3260" w:type="dxa"/>
+          </w:tcPr>
+          <w:p>
+            <w:pPr>
+              <w:pStyle w:val="TableParagraph"/>
+              <w:spacing w:line="279" w:lineRule="exact"/>
+              <w:ind w:right="109"/>
+              <w:jc w:val="center"/>
+              <w:rPr>
+                <w:b/>
+                <w:sz w:val="26"/>
+              </w:rPr>
+            </w:pPr>
+            <w:r>
+              <w:rPr>
+                <w:b/>
+                <w:sz w:val="26"/>
+              </w:rPr>
+              <w:t>Trương</w:t>
+            </w:r>
+            <w:r>
+              <w:rPr>
+                <w:b/>
+                <w:spacing w:val="-7"/>
+                <w:sz w:val="26"/>
+              </w:rPr>
+              <w:t xml:space="preserve"> </w:t>
+            </w:r>
+            <w:r>
+              <w:rPr>
+                <w:b/>
+                <w:sz w:val="26"/>
+              </w:rPr>
+              <w:t>Trần</w:t>
+            </w:r>
+            <w:r>
+              <w:rPr>
+                <w:b/>
+                <w:spacing w:val="-7"/>
+                <w:sz w:val="26"/>
+              </w:rPr>
+              <w:t xml:space="preserve"> </w:t>
+            </w:r>
+            <w:r>
+              <w:rPr>
+                <w:b/>
+                <w:sz w:val="26"/>
+              </w:rPr>
+              <w:t>Hoàng</w:t>
+            </w:r>
+            <w:r>
+              <w:rPr>
+                <w:b/>
+                <w:spacing w:val="-5"/>
+                <w:sz w:val="26"/>
+              </w:rPr>
+              <w:t xml:space="preserve"> </w:t>
+            </w:r>
+            <w:r>
+              <w:rPr>
+                <w:b/>
+                <w:spacing w:val="-4"/>
+                <w:sz w:val="26"/>
+              </w:rPr>
+              <w:t>Huân</w:t>
+            </w:r>
+          </w:p>
+        </w:tc>
+        <w:tc>
+          <w:tcPr>
+            <w:tcW w:w="3118" w:type="dxa"/>
+          </w:tcPr>
+          <w:p>
+            <w:pPr>
+              <w:pStyle w:val="TableParagraph"/>
+              <w:spacing w:line="279" w:lineRule="exact"/>
+              <w:ind w:right="47"/>
+              <w:jc w:val="center"/>
+              <w:rPr>
+                <w:b/>
+                <w:sz w:val="26"/>
+              </w:rPr>
+            </w:pPr>
+            <w:r>
+              <w:rPr>
                 <w:b/>
                 <w:sz w:val="26"/>
                 <w:szCs w:val="26"/>
@@ -1553,6 +1738,26 @@
     <w:semiHidden/>
     <w:unhideWhenUsed/>
   </w:style>
+  <w:style w:type="paragraph" w:customStyle="1" w:styleId="TableParagraph">
+    <w:name w:val="Table Paragraph"/>
+    <w:basedOn w:val="Normal"/>
+    <w:uiPriority w:val="1"/>
+    <w:qFormat/>
+    <w:rsid w:val="006209BE"/>
+    <w:pPr>
+      <w:widowControl w:val="0"/>
+      <w:autoSpaceDE w:val="0"/>
+      <w:autoSpaceDN w:val="0"/>
+      <w:spacing w:after="0" w:line="240" w:lineRule="auto"/>
+    </w:pPr>
+    <w:rPr>
+      <w:rFonts w:ascii="Times New Roman" w:eastAsia="Times New Roman" w:hAnsi="Times New Roman" w:cs="Times New Roman"/>
+      <w:kern w:val="0"/>
+      <w:sz w:val="22"/>
+      <w:szCs w:val="22"/>
+      <w:lang w:val="vi"/>
+    </w:rPr>
+  </w:style>
 </w:styles>
 </file>
 

--- a/templates/dxvt-template.docx
+++ b/templates/dxvt-template.docx
@@ -715,6 +715,14 @@
               <w:spacing w:after="0" w:line="264" w:lineRule="auto"/>
               <w:jc w:val="center"/>
             </w:pPr>
+            <w:r>
+              <w:rPr>
+                <w:rFonts w:ascii="Times New Roman" w:hAnsi="Times New Roman" w:cs="Times New Roman"/>
+                <w:sz w:val="22"/>
+                <w:szCs w:val="22"/>
+              </w:rPr>
+              <w:t>{{khoVTTB}}</w:t>
+            </w:r>
           </w:p>
         </w:tc>
         <w:tc>
@@ -727,6 +735,14 @@
               <w:spacing w:after="0" w:line="264" w:lineRule="auto"/>
               <w:jc w:val="center"/>
             </w:pPr>
+            <w:r>
+              <w:rPr>
+                <w:rFonts w:ascii="Times New Roman" w:hAnsi="Times New Roman" w:cs="Times New Roman"/>
+                <w:sz w:val="22"/>
+                <w:szCs w:val="22"/>
+              </w:rPr>
+              <w:t>{{tonKho}}</w:t>
+            </w:r>
           </w:p>
         </w:tc>
         <w:tc>

--- a/templates/dxvt-template.docx
+++ b/templates/dxvt-template.docx
@@ -238,16 +238,7 @@
           <w:sz w:val="26"/>
           <w:szCs w:val="26"/>
         </w:rPr>
-        <w:t xml:space="preserve">BBKT </w:t>
-      </w:r>
-      <w:proofErr w:type="gramStart"/>
-      <w:r>
-        <w:rPr>
-          <w:rFonts w:ascii="Times New Roman" w:hAnsi="Times New Roman" w:cs="Times New Roman"/>
-          <w:sz w:val="26"/>
-          <w:szCs w:val="26"/>
-        </w:rPr>
-        <w:t xml:space="preserve">số: </w:t>
+        <w:t xml:space="preserve">BBKT số: </w:t>
       </w:r>
       <w:r>
         <w:rPr>
@@ -257,7 +248,6 @@
         </w:rPr>
         <w:t>{{soBBKT}}.</w:t>
       </w:r>
-      <w:proofErr w:type="gramEnd"/>
     </w:p>
     <w:p>
       <w:pPr>
@@ -603,25 +593,7 @@
                 <w:sz w:val="22"/>
                 <w:szCs w:val="22"/>
               </w:rPr>
-              <w:t>{{#items</w:t>
-            </w:r>
-            <w:proofErr w:type="gramStart"/>
-            <w:r>
-              <w:rPr>
-                <w:rFonts w:ascii="Times New Roman" w:hAnsi="Times New Roman" w:cs="Times New Roman"/>
-                <w:sz w:val="22"/>
-                <w:szCs w:val="22"/>
-              </w:rPr>
-              <w:t>}}{</w:t>
-            </w:r>
-            <w:proofErr w:type="gramEnd"/>
-            <w:r>
-              <w:rPr>
-                <w:rFonts w:ascii="Times New Roman" w:hAnsi="Times New Roman" w:cs="Times New Roman"/>
-                <w:sz w:val="22"/>
-                <w:szCs w:val="22"/>
-              </w:rPr>
-              <w:t>{stt}}</w:t>
+              <w:t>{{#items}}{{stt}}</w:t>
             </w:r>
           </w:p>
         </w:tc>
@@ -839,40 +811,6 @@
                 <w:sz w:val="26"/>
               </w:rPr>
             </w:pPr>
-            <w:r>
-              <w:rPr>
-                <w:noProof/>
-              </w:rPr>
-              <w:pict w14:anchorId="457E8BE9">
-                <v:group id="Group 11" o:spid="_x0000_s1035" style="position:absolute;left:0;text-align:left;margin-left:7.75pt;margin-top:51.1pt;width:354pt;height:98pt;z-index:-251657216;mso-wrap-distance-left:0;mso-wrap-distance-right:0" coordsize="44958,12446" o:gfxdata="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">
-                  <v:shapetype id="_x0000_t75" coordsize="21600,21600" o:spt="75" o:preferrelative="t" path="m@4@5l@4@11@9@11@9@5xe" filled="f" stroked="f">
-                    <v:stroke joinstyle="miter"/>
-                    <v:formulas>
-                      <v:f eqn="if lineDrawn pixelLineWidth 0"/>
-                      <v:f eqn="sum @0 1 0"/>
-                      <v:f eqn="sum 0 0 @1"/>
-                      <v:f eqn="prod @2 1 2"/>
-                      <v:f eqn="prod @3 21600 pixelWidth"/>
-                      <v:f eqn="prod @3 21600 pixelHeight"/>
-                      <v:f eqn="sum @0 0 1"/>
-                      <v:f eqn="prod @6 1 2"/>
-                      <v:f eqn="prod @7 21600 pixelWidth"/>
-                      <v:f eqn="sum @8 21600 0"/>
-                      <v:f eqn="prod @7 21600 pixelHeight"/>
-                      <v:f eqn="sum @10 21600 0"/>
-                    </v:formulas>
-                    <v:path o:extrusionok="f" gradientshapeok="t" o:connecttype="rect"/>
-                    <o:lock v:ext="edit" aspectratio="t"/>
-                  </v:shapetype>
-                  <v:shape id="Image 12" o:spid="_x0000_s1036" type="#_x0000_t75" style="position:absolute;left:20066;width:24892;height:12446;visibility:visible;mso-wrap-style:square" o:gfxdata="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">
-                    <v:imagedata r:id="rId4" o:title=""/>
-                  </v:shape>
-                  <v:shape id="Image 13" o:spid="_x0000_s1037" type="#_x0000_t75" style="position:absolute;width:24892;height:12446;visibility:visible;mso-wrap-style:square" o:gfxdata="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">
-                    <v:imagedata r:id="rId5" o:title=""/>
-                  </v:shape>
-                </v:group>
-              </w:pict>
-            </w:r>
             <w:r>
               <w:rPr>
                 <w:b/>

--- a/templates/dxvt-template.docx
+++ b/templates/dxvt-template.docx
@@ -1,6 +1,6 @@
 
 <file path=word/document.xml><?xml version="1.0" encoding="utf-8"?>
-<w:document xmlns:wpc="http://schemas.microsoft.com/office/word/2010/wordprocessingCanvas" xmlns:cx="http://schemas.microsoft.com/office/drawing/2014/chartex" xmlns:cx1="http://schemas.microsoft.com/office/drawing/2015/9/8/chartex" xmlns:cx2="http://schemas.microsoft.com/office/drawing/2015/10/21/chartex" xmlns:cx3="http://schemas.microsoft.com/office/drawing/2016/5/9/chartex" xmlns:cx4="http://schemas.microsoft.com/office/drawing/2016/5/10/chartex" xmlns:cx5="http://schemas.microsoft.com/office/drawing/2016/5/11/chartex" xmlns:cx6="http://schemas.microsoft.com/office/drawing/2016/5/12/chartex" xmlns:cx7="http://schemas.microsoft.com/office/drawing/2016/5/13/chartex" xmlns:cx8="http://schemas.microsoft.com/office/drawing/2016/5/14/chartex" xmlns:mc="http://schemas.openxmlformats.org/markup-compatibility/2006" xmlns:aink="http://schemas.microsoft.com/office/drawing/2016/ink" xmlns:am3d="http://schemas.microsoft.com/office/drawing/2017/model3d" xmlns:o="urn:schemas-microsoft-com:office:office" xmlns:oel="http://schemas.microsoft.com/office/2019/extlst" xmlns:r="http://schemas.openxmlformats.org/officeDocument/2006/relationships" xmlns:m="http://schemas.openxmlformats.org/officeDocument/2006/math" xmlns:v="urn:schemas-microsoft-com:vml" xmlns:wp14="http://schemas.microsoft.com/office/word/2010/wordprocessingDrawing" xmlns:wp="http://schemas.openxmlformats.org/drawingml/2006/wordprocessingDrawing" xmlns:w10="urn:schemas-microsoft-com:office:word" xmlns:w="http://schemas.openxmlformats.org/wordprocessingml/2006/main" xmlns:w14="http://schemas.microsoft.com/office/word/2010/wordml" xmlns:w15="http://schemas.microsoft.com/office/word/2012/wordml" xmlns:w16cex="http://schemas.microsoft.com/office/word/2018/wordml/cex" xmlns:w16cid="http://schemas.microsoft.com/office/word/2016/wordml/cid" xmlns:w16="http://schemas.microsoft.com/office/word/2018/wordml" xmlns:w16du="http://schemas.microsoft.com/office/word/2023/wordml/word16du" xmlns:w16sdtdh="http://schemas.microsoft.com/office/word/2020/wordml/sdtdatahash" xmlns:w16sdtfl="http://schemas.microsoft.com/office/word/2024/wordml/sdtformatlock" xmlns:w16se="http://schemas.microsoft.com/office/word/2015/wordml/symex" xmlns:wpg="http://schemas.microsoft.com/office/word/2010/wordprocessingGroup" xmlns:wpi="http://schemas.microsoft.com/office/word/2010/wordprocessingInk" xmlns:wne="http://schemas.microsoft.com/office/word/2006/wordml" xmlns:wps="http://schemas.microsoft.com/office/word/2010/wordprocessingShape" mc:Ignorable="w14 w15 w16se w16cid w16 w16cex w16sdtdh w16sdtfl w16du wp14">
+<w:document xmlns:wpc="http://schemas.microsoft.com/office/word/2010/wordprocessingCanvas" xmlns:cx="http://schemas.microsoft.com/office/drawing/2014/chartex" xmlns:cx1="http://schemas.microsoft.com/office/drawing/2015/9/8/chartex" xmlns:cx2="http://schemas.microsoft.com/office/drawing/2015/10/21/chartex" xmlns:cx3="http://schemas.microsoft.com/office/drawing/2016/5/9/chartex" xmlns:cx4="http://schemas.microsoft.com/office/drawing/2016/5/10/chartex" xmlns:cx5="http://schemas.microsoft.com/office/drawing/2016/5/11/chartex" xmlns:cx6="http://schemas.microsoft.com/office/drawing/2016/5/12/chartex" xmlns:cx7="http://schemas.microsoft.com/office/drawing/2016/5/13/chartex" xmlns:cx8="http://schemas.microsoft.com/office/drawing/2016/5/14/chartex" xmlns:mc="http://schemas.openxmlformats.org/markup-compatibility/2006" xmlns:aink="http://schemas.microsoft.com/office/drawing/2016/ink" xmlns:am3d="http://schemas.microsoft.com/office/drawing/2017/model3d" xmlns:o="urn:schemas-microsoft-com:office:office" xmlns:oel="http://schemas.microsoft.com/office/2019/extlst" xmlns:r="http://schemas.openxmlformats.org/officeDocument/2006/relationships" xmlns:m="http://schemas.openxmlformats.org/officeDocument/2006/math" xmlns:v="urn:schemas-microsoft-com:vml" xmlns:wp14="http://schemas.microsoft.com/office/word/2010/wordprocessingDrawing" xmlns:wp="http://schemas.openxmlformats.org/drawingml/2006/wordprocessingDrawing" xmlns:w10="urn:schemas-microsoft-com:office:word" xmlns:w="http://schemas.openxmlformats.org/wordprocessingml/2006/main" xmlns:w14="http://schemas.microsoft.com/office/word/2010/wordml" xmlns:w15="http://schemas.microsoft.com/office/word/2012/wordml" xmlns:w16cei="http://schemas.microsoft.com/office/word/2026/wordml/cei" xmlns:w16cex="http://schemas.microsoft.com/office/word/2018/wordml/cex" xmlns:w16cid="http://schemas.microsoft.com/office/word/2016/wordml/cid" xmlns:w16="http://schemas.microsoft.com/office/word/2018/wordml" xmlns:w16du="http://schemas.microsoft.com/office/word/2023/wordml/word16du" xmlns:w16sdtdh="http://schemas.microsoft.com/office/word/2020/wordml/sdtdatahash" xmlns:w16sdtfl="http://schemas.microsoft.com/office/word/2024/wordml/sdtformatlock" xmlns:w16se="http://schemas.microsoft.com/office/word/2015/wordml/symex" xmlns:wpg="http://schemas.microsoft.com/office/word/2010/wordprocessingGroup" xmlns:wpi="http://schemas.microsoft.com/office/word/2010/wordprocessingInk" xmlns:wne="http://schemas.microsoft.com/office/word/2006/wordml" xmlns:wps="http://schemas.microsoft.com/office/word/2010/wordprocessingShape" mc:Ignorable="w14 w15 w16se w16cid w16 w16cex w16sdtdh w16sdtfl w16du wp14">
   <w:body>
     <w:tbl>
       <w:tblPr>
@@ -32,12 +32,17 @@
           </w:tcPr>
           <w:p>
             <w:pPr>
-              <w:spacing w:after="0" w:line="264" w:lineRule="auto"/>
-              <w:jc w:val="center"/>
-            </w:pPr>
-            <w:r>
-              <w:rPr>
-                <w:rFonts w:ascii="Times New Roman" w:hAnsi="Times New Roman" w:cs="Times New Roman"/>
+              <w:spacing w:after="0" w:line="276" w:lineRule="auto"/>
+              <w:jc w:val="center"/>
+              <w:rPr>
+                <w:rFonts w:ascii="Times New Roman" w:hAnsi="Times New Roman" w:cs="Times New Roman"/>
+                <w:bCs/>
+              </w:rPr>
+            </w:pPr>
+            <w:r>
+              <w:rPr>
+                <w:rFonts w:ascii="Times New Roman" w:hAnsi="Times New Roman" w:cs="Times New Roman"/>
+                <w:bCs/>
               </w:rPr>
               <w:t>CÔNG TY NHIỆT ĐIỆN DUYÊN HẢI</w:t>
             </w:r>
@@ -50,28 +55,75 @@
             <w:r>
               <w:rPr>
                 <w:rFonts w:ascii="Times New Roman" w:hAnsi="Times New Roman" w:cs="Times New Roman"/>
-                <w:b/>
-                <w:u w:val="single"/>
+                <w:noProof/>
+              </w:rPr>
+              <w:pict w14:anchorId="5F35B72C">
+                <v:line id="Straight Connector 2" o:spid="_x0000_s1028" style="position:absolute;left:0;text-align:left;flip:y;z-index:251663360;visibility:visible;mso-wrap-style:square;mso-width-percent:0;mso-height-percent:0;mso-wrap-distance-left:9pt;mso-wrap-distance-top:0;mso-wrap-distance-right:9pt;mso-wrap-distance-bottom:0;mso-position-horizontal:absolute;mso-position-horizontal-relative:text;mso-position-vertical:absolute;mso-position-vertical-relative:text;mso-width-percent:0;mso-height-percent:0;mso-width-relative:margin;mso-height-relative:margin" from="75.1pt,15.1pt" to="149.15pt,15.1pt" o:gfxdata="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" strokecolor="black [3200]" strokeweight="1pt">
+                  <v:stroke joinstyle="miter"/>
+                </v:line>
+              </w:pict>
+            </w:r>
+            <w:r>
+              <w:rPr>
+                <w:rFonts w:ascii="Times New Roman" w:hAnsi="Times New Roman" w:cs="Times New Roman"/>
+                <w:b/>
               </w:rPr>
               <w:t>PHÂN XƯỞNG VẬN HÀNH 1</w:t>
             </w:r>
           </w:p>
-          <w:p>
-            <w:pPr>
-              <w:spacing w:after="0" w:line="264" w:lineRule="auto"/>
-              <w:jc w:val="center"/>
-            </w:pPr>
-            <w:r>
-              <w:rPr>
-                <w:rFonts w:ascii="Times New Roman" w:hAnsi="Times New Roman" w:cs="Times New Roman"/>
-              </w:rPr>
-              <w:t>Số: ……/PXVH1</w:t>
-            </w:r>
-          </w:p>
         </w:tc>
         <w:tc>
           <w:tcPr>
             <w:tcW w:w="3000" w:type="dxa"/>
+            <w:tcBorders>
+              <w:top w:val="nil"/>
+              <w:left w:val="nil"/>
+              <w:right w:val="nil"/>
+            </w:tcBorders>
+            <w:vAlign w:val="center"/>
+          </w:tcPr>
+          <w:p>
+            <w:pPr>
+              <w:spacing w:after="0" w:line="264" w:lineRule="auto"/>
+            </w:pPr>
+          </w:p>
+          <w:p>
+            <w:pPr>
+              <w:spacing w:after="0" w:line="264" w:lineRule="auto"/>
+            </w:pPr>
+          </w:p>
+        </w:tc>
+        <w:tc>
+          <w:tcPr>
+            <w:tcW w:w="2237" w:type="dxa"/>
+            <w:tcBorders>
+              <w:top w:val="single" w:sz="8" w:space="0" w:color="auto"/>
+              <w:left w:val="single" w:sz="8" w:space="0" w:color="auto"/>
+              <w:right w:val="single" w:sz="8" w:space="0" w:color="auto"/>
+            </w:tcBorders>
+            <w:vAlign w:val="center"/>
+          </w:tcPr>
+          <w:p>
+            <w:pPr>
+              <w:spacing w:after="0" w:line="264" w:lineRule="auto"/>
+              <w:jc w:val="center"/>
+            </w:pPr>
+            <w:r>
+              <w:rPr>
+                <w:rFonts w:ascii="Times New Roman" w:hAnsi="Times New Roman" w:cs="Times New Roman"/>
+                <w:b/>
+                <w:sz w:val="26"/>
+                <w:szCs w:val="26"/>
+              </w:rPr>
+              <w:t>QLVT.12</w:t>
+            </w:r>
+          </w:p>
+        </w:tc>
+      </w:tr>
+      <w:tr>
+        <w:tc>
+          <w:tcPr>
+            <w:tcW w:w="4400" w:type="dxa"/>
             <w:tcBorders>
               <w:top w:val="nil"/>
               <w:left w:val="nil"/>
@@ -82,22 +134,38 @@
           </w:tcPr>
           <w:p>
             <w:pPr>
-              <w:spacing w:after="0" w:line="264" w:lineRule="auto"/>
-            </w:pPr>
-          </w:p>
-          <w:p>
-            <w:pPr>
-              <w:spacing w:after="0" w:line="264" w:lineRule="auto"/>
-            </w:pPr>
-          </w:p>
-        </w:tc>
-        <w:tc>
-          <w:tcPr>
-            <w:tcW w:w="2237" w:type="dxa"/>
+              <w:spacing w:before="240" w:after="0" w:line="276" w:lineRule="auto"/>
+              <w:jc w:val="center"/>
+              <w:rPr>
+                <w:rFonts w:ascii="Times New Roman" w:hAnsi="Times New Roman" w:cs="Times New Roman"/>
+                <w:bCs/>
+              </w:rPr>
+            </w:pPr>
+            <w:r>
+              <w:rPr>
+                <w:rFonts w:ascii="Times New Roman" w:hAnsi="Times New Roman" w:cs="Times New Roman"/>
+                <w:sz w:val="26"/>
+                <w:szCs w:val="26"/>
+              </w:rPr>
+              <w:t>Số: …………</w:t>
+            </w:r>
+            <w:r>
+              <w:rPr>
+                <w:rFonts w:ascii="Times New Roman" w:hAnsi="Times New Roman" w:cs="Times New Roman"/>
+                <w:sz w:val="26"/>
+                <w:szCs w:val="26"/>
+              </w:rPr>
+              <w:t>/PXVH1</w:t>
+            </w:r>
+          </w:p>
+        </w:tc>
+        <w:tc>
+          <w:tcPr>
+            <w:tcW w:w="5237" w:type="dxa"/>
+            <w:gridSpan w:val="2"/>
             <w:tcBorders>
-              <w:top w:val="single" w:sz="8" w:space="0" w:color="auto"/>
-              <w:left w:val="single" w:sz="8" w:space="0" w:color="auto"/>
-              <w:bottom w:val="single" w:sz="8" w:space="0" w:color="auto"/>
+              <w:left w:val="nil"/>
+              <w:bottom w:val="nil"/>
               <w:right w:val="single" w:sz="8" w:space="0" w:color="auto"/>
             </w:tcBorders>
             <w:vAlign w:val="center"/>
@@ -106,15 +174,21 @@
             <w:pPr>
               <w:spacing w:after="0" w:line="264" w:lineRule="auto"/>
               <w:jc w:val="center"/>
-            </w:pPr>
-            <w:r>
               <w:rPr>
                 <w:rFonts w:ascii="Times New Roman" w:hAnsi="Times New Roman" w:cs="Times New Roman"/>
                 <w:b/>
                 <w:sz w:val="26"/>
                 <w:szCs w:val="26"/>
               </w:rPr>
-              <w:t>QLVT.12</w:t>
+            </w:pPr>
+            <w:r>
+              <w:rPr>
+                <w:rFonts w:ascii="Times New Roman" w:hAnsi="Times New Roman" w:cs="Times New Roman"/>
+                <w:i/>
+                <w:sz w:val="26"/>
+                <w:szCs w:val="26"/>
+              </w:rPr>
+              <w:t>Vĩnh Long, ngày …… tháng …… năm ……</w:t>
             </w:r>
           </w:p>
         </w:tc>
@@ -122,16 +196,15 @@
     </w:tbl>
     <w:p>
       <w:pPr>
-        <w:spacing w:after="60" w:line="264" w:lineRule="auto"/>
-        <w:jc w:val="right"/>
-      </w:pPr>
-      <w:r>
+        <w:spacing w:after="0" w:line="264" w:lineRule="auto"/>
+        <w:jc w:val="center"/>
         <w:rPr>
           <w:rFonts w:ascii="Times New Roman" w:hAnsi="Times New Roman" w:cs="Times New Roman"/>
-          <w:i/>
+          <w:b/>
+          <w:sz w:val="28"/>
+          <w:szCs w:val="28"/>
         </w:rPr>
-        <w:t>Vĩnh Long, ngày …… tháng …… năm ………</w:t>
-      </w:r>
+      </w:pPr>
     </w:p>
     <w:p>
       <w:pPr>
@@ -1239,7 +1312,15 @@
           <w:sz w:val="22"/>
           <w:szCs w:val="22"/>
         </w:rPr>
-        <w:t>- Như trên;</w:t>
+        <w:t xml:space="preserve">- </w:t>
+      </w:r>
+      <w:r>
+        <w:rPr>
+          <w:rFonts w:ascii="Times New Roman" w:hAnsi="Times New Roman" w:cs="Times New Roman"/>
+          <w:sz w:val="22"/>
+          <w:szCs w:val="22"/>
+        </w:rPr>
+        <w:t>KHVT</w:t>
       </w:r>
     </w:p>
     <w:p>
@@ -1252,7 +1333,15 @@
           <w:sz w:val="22"/>
           <w:szCs w:val="22"/>
         </w:rPr>
-        <w:t>- Lưu: PXVH1, KHVT.</w:t>
+        <w:t>- Lưu: VH1</w:t>
+      </w:r>
+      <w:r>
+        <w:rPr>
+          <w:rFonts w:ascii="Times New Roman" w:hAnsi="Times New Roman" w:cs="Times New Roman"/>
+          <w:sz w:val="22"/>
+          <w:szCs w:val="22"/>
+        </w:rPr>
+        <w:t>.</w:t>
       </w:r>
     </w:p>
     <w:sectPr>
